--- a/lessons/3-1/downloads/reveal/teacher/3.1-session-1-prerequisite-practice-b.docx
+++ b/lessons/3-1/downloads/reveal/teacher/3.1-session-1-prerequisite-practice-b.docx
@@ -15,10 +15,28 @@
         <w:rPr>
           <w:rFonts w:ascii="Avenir Next" w:hAnsi="Avenir Next" w:cs="Avenir Next" w:eastAsia="Avenir Next"/>
           <w:color w:val="1A1A1A"/>
+          <w:sz w:val="22"/>
+          <w:szCs w:val="20"/>
+        </w:rPr>
+        <w:t xml:space="preserve">Name</w:t>
+      </w:r>
+      <w:r>
+        <w:rPr>
+          <w:rFonts w:ascii="Avenir Next" w:hAnsi="Avenir Next" w:cs="Avenir Next" w:eastAsia="Avenir Next"/>
+          <w:color w:val="1A1A1A"/>
           <w:sz w:val="20"/>
           <w:szCs w:val="20"/>
         </w:rPr>
-        <w:t xml:space="preserve">Name</w:t>
+        <w:tab/>
+      </w:r>
+      <w:r>
+        <w:rPr>
+          <w:rFonts w:ascii="Avenir Next" w:hAnsi="Avenir Next" w:cs="Avenir Next" w:eastAsia="Avenir Next"/>
+          <w:color w:val="1A1A1A"/>
+          <w:sz w:val="22"/>
+          <w:szCs w:val="20"/>
+        </w:rPr>
+        <w:t xml:space="preserve">   Date</w:t>
       </w:r>
       <w:r>
         <w:rPr>
@@ -33,25 +51,7 @@
         <w:rPr>
           <w:rFonts w:ascii="Avenir Next" w:hAnsi="Avenir Next" w:cs="Avenir Next" w:eastAsia="Avenir Next"/>
           <w:color w:val="1A1A1A"/>
-          <w:sz w:val="20"/>
-          <w:szCs w:val="20"/>
-        </w:rPr>
-        <w:t xml:space="preserve">   Date</w:t>
-      </w:r>
-      <w:r>
-        <w:rPr>
-          <w:rFonts w:ascii="Avenir Next" w:hAnsi="Avenir Next" w:cs="Avenir Next" w:eastAsia="Avenir Next"/>
-          <w:color w:val="1A1A1A"/>
-          <w:sz w:val="20"/>
-          <w:szCs w:val="20"/>
-        </w:rPr>
-        <w:tab/>
-      </w:r>
-      <w:r>
-        <w:rPr>
-          <w:rFonts w:ascii="Avenir Next" w:hAnsi="Avenir Next" w:cs="Avenir Next" w:eastAsia="Avenir Next"/>
-          <w:color w:val="1A1A1A"/>
-          <w:sz w:val="20"/>
+          <w:sz w:val="22"/>
           <w:szCs w:val="20"/>
         </w:rPr>
         <w:t xml:space="preserve">   Period</w:t>
@@ -78,7 +78,7 @@
           <w:caps/>
           <w:color w:val="003A70"/>
           <w:spacing w:val="12"/>
-          <w:sz w:val="19"/>
+          <w:sz w:val="22"/>
           <w:szCs w:val="19"/>
         </w:rPr>
         <w:t xml:space="preserve">Lesson 3-1  ·  Session 1  ·  Prerequisite Practice B  ·  Skill 1 of 2</w:t>
@@ -86,6 +86,7 @@
     </w:p>
     <w:p>
       <w:pPr>
+        <w:pStyle w:val="Heading1"/>
         <w:keepNext/>
         <w:spacing w:before="0" w:after="10" w:line="240" w:lineRule="auto"/>
       </w:pPr>
@@ -111,7 +112,7 @@
         <w:rPr>
           <w:rFonts w:ascii="Avenir Next" w:hAnsi="Avenir Next" w:cs="Avenir Next" w:eastAsia="Avenir Next"/>
           <w:color w:val="5A5F66"/>
-          <w:sz w:val="17"/>
+          <w:sz w:val="22"/>
           <w:szCs w:val="17"/>
         </w:rPr>
         <w:t xml:space="preserve">Builds on Grade 4 · 4.NF.A.1</w:t>
@@ -154,6 +155,7 @@
           </w:tcPr>
           <w:p>
             <w:pPr>
+              <w:pStyle w:val="Heading2"/>
               <w:spacing w:before="0" w:after="0" w:line="252" w:lineRule="auto"/>
             </w:pPr>
             <w:r>
@@ -183,7 +185,7 @@
               <w:rPr>
                 <w:rFonts w:ascii="Avenir Next" w:hAnsi="Avenir Next" w:cs="Avenir Next" w:eastAsia="Avenir Next"/>
                 <w:color w:val="1A1A1A"/>
-                <w:sz w:val="20"/>
+                <w:sz w:val="22"/>
                 <w:szCs w:val="20"/>
               </w:rPr>
               <w:t xml:space="preserve">Mystery books are 18/30 of the stack. In simplest form that is 3/5.</w:t>
@@ -203,6 +205,7 @@
           </w:tcPr>
           <w:p>
             <w:pPr>
+              <w:pStyle w:val="Heading2"/>
               <w:spacing w:before="0" w:after="0" w:line="252" w:lineRule="auto"/>
             </w:pPr>
             <w:r>
@@ -232,7 +235,7 @@
               <w:rPr>
                 <w:rFonts w:ascii="Avenir Next" w:hAnsi="Avenir Next" w:cs="Avenir Next" w:eastAsia="Avenir Next"/>
                 <w:color w:val="1A1A1A"/>
-                <w:sz w:val="20"/>
+                <w:sz w:val="22"/>
                 <w:szCs w:val="20"/>
               </w:rPr>
               <w:t xml:space="preserve">Write a fraction like 18/30 in simplest form.  </w:t>
@@ -242,7 +245,7 @@
                 <w:rFonts w:ascii="Avenir Next" w:hAnsi="Avenir Next" w:cs="Avenir Next" w:eastAsia="Avenir Next"/>
                 <w:b/>
                 <w:color w:val="1A1A1A"/>
-                <w:sz w:val="20"/>
+                <w:sz w:val="22"/>
                 <w:szCs w:val="20"/>
               </w:rPr>
               <w:t xml:space="preserve">You will use it in Practice Form A, problems 5 and 8.</w:t>
@@ -253,6 +256,7 @@
     </w:tbl>
     <w:p>
       <w:pPr>
+        <w:pStyle w:val="Heading2"/>
         <w:keepNext/>
         <w:pBdr>
           <w:bottom w:val="single" w:sz="8" w:space="3" w:color="003A70"/>
@@ -268,7 +272,7 @@
           <w:b/>
           <w:color w:val="003A70"/>
           <w:spacing w:val="14"/>
-          <w:sz w:val="19"/>
+          <w:sz w:val="22"/>
           <w:szCs w:val="19"/>
         </w:rPr>
         <w:t xml:space="preserve">STEPS TO FOLLOW</w:t>
@@ -287,7 +291,7 @@
           <w:rFonts w:ascii="Avenir Next" w:hAnsi="Avenir Next" w:cs="Avenir Next" w:eastAsia="Avenir Next"/>
           <w:i/>
           <w:color w:val="5A5F66"/>
-          <w:sz w:val="17"/>
+          <w:sz w:val="22"/>
           <w:szCs w:val="17"/>
         </w:rPr>
         <w:t xml:space="preserve">use these same steps on every problem</w:t>
@@ -329,6 +333,7 @@
           </w:tcPr>
           <w:p>
             <w:pPr>
+              <w:pStyle w:val="Heading1"/>
               <w:spacing w:before="0" w:after="0" w:line="240" w:lineRule="auto"/>
               <w:jc w:val="center"/>
             </w:pPr>
@@ -357,7 +362,7 @@
               <w:rPr>
                 <w:rFonts w:ascii="Avenir Next" w:hAnsi="Avenir Next" w:cs="Avenir Next" w:eastAsia="Avenir Next"/>
                 <w:color w:val="1A1A1A"/>
-                <w:sz w:val="21"/>
+                <w:sz w:val="22"/>
                 <w:szCs w:val="21"/>
               </w:rPr>
               <w:t xml:space="preserve">Find a </w:t>
@@ -367,7 +372,7 @@
                 <w:rFonts w:ascii="Avenir Next" w:hAnsi="Avenir Next" w:cs="Avenir Next" w:eastAsia="Avenir Next"/>
                 <w:b/>
                 <w:color w:val="1A1A1A"/>
-                <w:sz w:val="21"/>
+                <w:sz w:val="22"/>
                 <w:szCs w:val="21"/>
               </w:rPr>
               <w:t xml:space="preserve">number</w:t>
@@ -376,7 +381,7 @@
               <w:rPr>
                 <w:rFonts w:ascii="Avenir Next" w:hAnsi="Avenir Next" w:cs="Avenir Next" w:eastAsia="Avenir Next"/>
                 <w:color w:val="1A1A1A"/>
-                <w:sz w:val="21"/>
+                <w:sz w:val="22"/>
                 <w:szCs w:val="21"/>
               </w:rPr>
               <w:t xml:space="preserve"> that divides the top and the bottom.</w:t>
@@ -395,6 +400,7 @@
           </w:tcPr>
           <w:p>
             <w:pPr>
+              <w:pStyle w:val="Heading1"/>
               <w:spacing w:before="0" w:after="0" w:line="240" w:lineRule="auto"/>
               <w:jc w:val="center"/>
             </w:pPr>
@@ -424,7 +430,7 @@
                 <w:rFonts w:ascii="Avenir Next" w:hAnsi="Avenir Next" w:cs="Avenir Next" w:eastAsia="Avenir Next"/>
                 <w:b/>
                 <w:color w:val="1A1A1A"/>
-                <w:sz w:val="21"/>
+                <w:sz w:val="22"/>
                 <w:szCs w:val="21"/>
               </w:rPr>
               <w:t xml:space="preserve">Divide</w:t>
@@ -433,7 +439,7 @@
               <w:rPr>
                 <w:rFonts w:ascii="Avenir Next" w:hAnsi="Avenir Next" w:cs="Avenir Next" w:eastAsia="Avenir Next"/>
                 <w:color w:val="1A1A1A"/>
-                <w:sz w:val="21"/>
+                <w:sz w:val="22"/>
                 <w:szCs w:val="21"/>
               </w:rPr>
               <w:t xml:space="preserve"> the top and the bottom by it.</w:t>
@@ -452,6 +458,7 @@
           </w:tcPr>
           <w:p>
             <w:pPr>
+              <w:pStyle w:val="Heading1"/>
               <w:spacing w:before="0" w:after="0" w:line="240" w:lineRule="auto"/>
               <w:jc w:val="center"/>
             </w:pPr>
@@ -481,7 +488,7 @@
                 <w:rFonts w:ascii="Avenir Next" w:hAnsi="Avenir Next" w:cs="Avenir Next" w:eastAsia="Avenir Next"/>
                 <w:b/>
                 <w:color w:val="1A1A1A"/>
-                <w:sz w:val="21"/>
+                <w:sz w:val="22"/>
                 <w:szCs w:val="21"/>
               </w:rPr>
               <w:t xml:space="preserve">Repeat</w:t>
@@ -490,7 +497,7 @@
               <w:rPr>
                 <w:rFonts w:ascii="Avenir Next" w:hAnsi="Avenir Next" w:cs="Avenir Next" w:eastAsia="Avenir Next"/>
                 <w:color w:val="1A1A1A"/>
-                <w:sz w:val="21"/>
+                <w:sz w:val="22"/>
                 <w:szCs w:val="21"/>
               </w:rPr>
               <w:t xml:space="preserve"> until only 1 divides both.</w:t>
@@ -501,6 +508,7 @@
     </w:tbl>
     <w:p>
       <w:pPr>
+        <w:pStyle w:val="Heading2"/>
         <w:keepNext/>
         <w:pBdr>
           <w:bottom w:val="single" w:sz="8" w:space="3" w:color="003A70"/>
@@ -516,7 +524,7 @@
           <w:b/>
           <w:color w:val="003A70"/>
           <w:spacing w:val="14"/>
-          <w:sz w:val="19"/>
+          <w:sz w:val="22"/>
           <w:szCs w:val="19"/>
         </w:rPr>
         <w:t xml:space="preserve">WATCH ME</w:t>
@@ -535,7 +543,7 @@
           <w:rFonts w:ascii="Avenir Next" w:hAnsi="Avenir Next" w:cs="Avenir Next" w:eastAsia="Avenir Next"/>
           <w:i/>
           <w:color w:val="5A5F66"/>
-          <w:sz w:val="17"/>
+          <w:sz w:val="22"/>
           <w:szCs w:val="17"/>
         </w:rPr>
         <w:t xml:space="preserve">the steps in action</w:t>
@@ -550,7 +558,7 @@
           <w:rFonts w:ascii="Avenir Next" w:hAnsi="Avenir Next" w:cs="Avenir Next" w:eastAsia="Avenir Next"/>
           <w:b/>
           <w:color w:val="1A1A1A"/>
-          <w:sz w:val="21"/>
+          <w:sz w:val="22"/>
           <w:szCs w:val="21"/>
         </w:rPr>
         <w:t xml:space="preserve">Write 18/30 in simplest form.</w:t>
@@ -569,25 +577,25 @@
           <w:rFonts w:ascii="Avenir Next" w:hAnsi="Avenir Next" w:cs="Avenir Next" w:eastAsia="Avenir Next"/>
           <w:b/>
           <w:color w:val="003A70"/>
+          <w:sz w:val="22"/>
+          <w:szCs w:val="19"/>
+        </w:rPr>
+        <w:t xml:space="preserve">Step 1</w:t>
+      </w:r>
+      <w:r>
+        <w:rPr>
+          <w:rFonts w:ascii="Avenir Next" w:hAnsi="Avenir Next" w:cs="Avenir Next" w:eastAsia="Avenir Next"/>
+          <w:color w:val="1A1A1A"/>
           <w:sz w:val="19"/>
           <w:szCs w:val="19"/>
         </w:rPr>
-        <w:t xml:space="preserve">Step 1</w:t>
-      </w:r>
-      <w:r>
-        <w:rPr>
-          <w:rFonts w:ascii="Avenir Next" w:hAnsi="Avenir Next" w:cs="Avenir Next" w:eastAsia="Avenir Next"/>
-          <w:color w:val="1A1A1A"/>
-          <w:sz w:val="19"/>
-          <w:szCs w:val="19"/>
-        </w:rPr>
         <w:tab/>
       </w:r>
       <w:r>
         <w:rPr>
           <w:rFonts w:ascii="Avenir Next" w:hAnsi="Avenir Next" w:cs="Avenir Next" w:eastAsia="Avenir Next"/>
           <w:color w:val="1A1A1A"/>
-          <w:sz w:val="21"/>
+          <w:sz w:val="22"/>
           <w:szCs w:val="21"/>
         </w:rPr>
         <w:t xml:space="preserve">18 and 30 can both be divided by 6.</w:t>
@@ -606,25 +614,25 @@
           <w:rFonts w:ascii="Avenir Next" w:hAnsi="Avenir Next" w:cs="Avenir Next" w:eastAsia="Avenir Next"/>
           <w:b/>
           <w:color w:val="003A70"/>
+          <w:sz w:val="22"/>
+          <w:szCs w:val="19"/>
+        </w:rPr>
+        <w:t xml:space="preserve">Step 2</w:t>
+      </w:r>
+      <w:r>
+        <w:rPr>
+          <w:rFonts w:ascii="Avenir Next" w:hAnsi="Avenir Next" w:cs="Avenir Next" w:eastAsia="Avenir Next"/>
+          <w:color w:val="1A1A1A"/>
           <w:sz w:val="19"/>
           <w:szCs w:val="19"/>
         </w:rPr>
-        <w:t xml:space="preserve">Step 2</w:t>
-      </w:r>
-      <w:r>
-        <w:rPr>
-          <w:rFonts w:ascii="Avenir Next" w:hAnsi="Avenir Next" w:cs="Avenir Next" w:eastAsia="Avenir Next"/>
-          <w:color w:val="1A1A1A"/>
-          <w:sz w:val="19"/>
-          <w:szCs w:val="19"/>
-        </w:rPr>
         <w:tab/>
       </w:r>
       <w:r>
         <w:rPr>
           <w:rFonts w:ascii="Avenir Next" w:hAnsi="Avenir Next" w:cs="Avenir Next" w:eastAsia="Avenir Next"/>
           <w:color w:val="1A1A1A"/>
-          <w:sz w:val="21"/>
+          <w:sz w:val="22"/>
           <w:szCs w:val="21"/>
         </w:rPr>
         <w:t xml:space="preserve">18 ÷ 6 = 3 and 30 ÷ 6 = 5.</w:t>
@@ -643,25 +651,25 @@
           <w:rFonts w:ascii="Avenir Next" w:hAnsi="Avenir Next" w:cs="Avenir Next" w:eastAsia="Avenir Next"/>
           <w:b/>
           <w:color w:val="003A70"/>
+          <w:sz w:val="22"/>
+          <w:szCs w:val="19"/>
+        </w:rPr>
+        <w:t xml:space="preserve">Step 3</w:t>
+      </w:r>
+      <w:r>
+        <w:rPr>
+          <w:rFonts w:ascii="Avenir Next" w:hAnsi="Avenir Next" w:cs="Avenir Next" w:eastAsia="Avenir Next"/>
+          <w:color w:val="1A1A1A"/>
           <w:sz w:val="19"/>
           <w:szCs w:val="19"/>
         </w:rPr>
-        <w:t xml:space="preserve">Step 3</w:t>
-      </w:r>
-      <w:r>
-        <w:rPr>
-          <w:rFonts w:ascii="Avenir Next" w:hAnsi="Avenir Next" w:cs="Avenir Next" w:eastAsia="Avenir Next"/>
-          <w:color w:val="1A1A1A"/>
-          <w:sz w:val="19"/>
-          <w:szCs w:val="19"/>
-        </w:rPr>
         <w:tab/>
       </w:r>
       <w:r>
         <w:rPr>
           <w:rFonts w:ascii="Avenir Next" w:hAnsi="Avenir Next" w:cs="Avenir Next" w:eastAsia="Avenir Next"/>
           <w:color w:val="1A1A1A"/>
-          <w:sz w:val="21"/>
+          <w:sz w:val="22"/>
           <w:szCs w:val="21"/>
         </w:rPr>
         <w:t xml:space="preserve">Only 1 divides 3 and 5. Stop.</w:t>
@@ -680,18 +688,18 @@
           <w:rFonts w:ascii="Avenir Next" w:hAnsi="Avenir Next" w:cs="Avenir Next" w:eastAsia="Avenir Next"/>
           <w:b/>
           <w:color w:val="1A1A1A"/>
+          <w:sz w:val="22"/>
+          <w:szCs w:val="21"/>
+        </w:rPr>
+        <w:t xml:space="preserve">Answer</w:t>
+      </w:r>
+      <w:r>
+        <w:rPr>
+          <w:rFonts w:ascii="Avenir Next" w:hAnsi="Avenir Next" w:cs="Avenir Next" w:eastAsia="Avenir Next"/>
+          <w:color w:val="1A1A1A"/>
           <w:sz w:val="21"/>
           <w:szCs w:val="21"/>
         </w:rPr>
-        <w:t xml:space="preserve">Answer</w:t>
-      </w:r>
-      <w:r>
-        <w:rPr>
-          <w:rFonts w:ascii="Avenir Next" w:hAnsi="Avenir Next" w:cs="Avenir Next" w:eastAsia="Avenir Next"/>
-          <w:color w:val="1A1A1A"/>
-          <w:sz w:val="21"/>
-          <w:szCs w:val="21"/>
-        </w:rPr>
         <w:tab/>
       </w:r>
       <w:r>
@@ -699,7 +707,7 @@
           <w:rFonts w:ascii="Avenir Next" w:hAnsi="Avenir Next" w:cs="Avenir Next" w:eastAsia="Avenir Next"/>
           <w:b/>
           <w:color w:val="1A1A1A"/>
-          <w:sz w:val="21"/>
+          <w:sz w:val="22"/>
           <w:szCs w:val="21"/>
         </w:rPr>
         <w:t xml:space="preserve">3/5</w:t>
@@ -707,6 +715,7 @@
     </w:p>
     <w:p>
       <w:pPr>
+        <w:pStyle w:val="Heading2"/>
         <w:keepNext/>
         <w:pBdr>
           <w:bottom w:val="single" w:sz="8" w:space="3" w:color="003A70"/>
@@ -722,7 +731,7 @@
           <w:b/>
           <w:color w:val="003A70"/>
           <w:spacing w:val="14"/>
-          <w:sz w:val="19"/>
+          <w:sz w:val="22"/>
           <w:szCs w:val="19"/>
         </w:rPr>
         <w:t xml:space="preserve">TRY IT WITH HELP</w:t>
@@ -741,7 +750,7 @@
           <w:rFonts w:ascii="Avenir Next" w:hAnsi="Avenir Next" w:cs="Avenir Next" w:eastAsia="Avenir Next"/>
           <w:i/>
           <w:color w:val="5A5F66"/>
-          <w:sz w:val="17"/>
+          <w:sz w:val="22"/>
           <w:szCs w:val="17"/>
         </w:rPr>
         <w:t xml:space="preserve">fill in each step</w:t>
@@ -799,35 +808,35 @@
           <w:rFonts w:ascii="Avenir Next" w:hAnsi="Avenir Next" w:cs="Avenir Next" w:eastAsia="Avenir Next"/>
           <w:b/>
           <w:color w:val="003A70"/>
+          <w:sz w:val="22"/>
+          <w:szCs w:val="18"/>
+        </w:rPr>
+        <w:t xml:space="preserve">Step 1</w:t>
+      </w:r>
+      <w:r>
+        <w:rPr>
+          <w:rFonts w:ascii="Avenir Next" w:hAnsi="Avenir Next" w:cs="Avenir Next" w:eastAsia="Avenir Next"/>
+          <w:color w:val="1A1A1A"/>
           <w:sz w:val="18"/>
           <w:szCs w:val="18"/>
         </w:rPr>
-        <w:t xml:space="preserve">Step 1</w:t>
-      </w:r>
-      <w:r>
-        <w:rPr>
-          <w:rFonts w:ascii="Avenir Next" w:hAnsi="Avenir Next" w:cs="Avenir Next" w:eastAsia="Avenir Next"/>
-          <w:color w:val="1A1A1A"/>
-          <w:sz w:val="18"/>
-          <w:szCs w:val="18"/>
-        </w:rPr>
         <w:tab/>
       </w:r>
       <w:r>
         <w:rPr>
           <w:rFonts w:ascii="Avenir Next" w:hAnsi="Avenir Next" w:cs="Avenir Next" w:eastAsia="Avenir Next"/>
           <w:color w:val="1A1A1A"/>
+          <w:sz w:val="22"/>
+          <w:szCs w:val="21"/>
+        </w:rPr>
+        <w:t xml:space="preserve">6 and 8 can both be divided by </w:t>
+      </w:r>
+      <w:r>
+        <w:rPr>
+          <w:rFonts w:ascii="Avenir Next" w:hAnsi="Avenir Next" w:cs="Avenir Next" w:eastAsia="Avenir Next"/>
+          <w:color w:val="1A1A1A"/>
           <w:sz w:val="21"/>
           <w:szCs w:val="21"/>
-        </w:rPr>
-        <w:t xml:space="preserve">6 and 8 can both be divided by </w:t>
-      </w:r>
-      <w:r>
-        <w:rPr>
-          <w:rFonts w:ascii="Avenir Next" w:hAnsi="Avenir Next" w:cs="Avenir Next" w:eastAsia="Avenir Next"/>
-          <w:color w:val="1A1A1A"/>
-          <w:sz w:val="21"/>
-          <w:szCs w:val="21"/>
           <w:u w:val="single"/>
         </w:rPr>
         <w:t xml:space="preserve">                </w:t>
@@ -836,7 +845,7 @@
         <w:rPr>
           <w:rFonts w:ascii="Avenir Next" w:hAnsi="Avenir Next" w:cs="Avenir Next" w:eastAsia="Avenir Next"/>
           <w:color w:val="1A1A1A"/>
-          <w:sz w:val="21"/>
+          <w:sz w:val="22"/>
           <w:szCs w:val="21"/>
         </w:rPr>
         <w:t xml:space="preserve">.</w:t>
@@ -856,35 +865,35 @@
           <w:rFonts w:ascii="Avenir Next" w:hAnsi="Avenir Next" w:cs="Avenir Next" w:eastAsia="Avenir Next"/>
           <w:b/>
           <w:color w:val="003A70"/>
+          <w:sz w:val="22"/>
+          <w:szCs w:val="18"/>
+        </w:rPr>
+        <w:t xml:space="preserve">Step 2</w:t>
+      </w:r>
+      <w:r>
+        <w:rPr>
+          <w:rFonts w:ascii="Avenir Next" w:hAnsi="Avenir Next" w:cs="Avenir Next" w:eastAsia="Avenir Next"/>
+          <w:color w:val="1A1A1A"/>
           <w:sz w:val="18"/>
           <w:szCs w:val="18"/>
         </w:rPr>
-        <w:t xml:space="preserve">Step 2</w:t>
-      </w:r>
-      <w:r>
-        <w:rPr>
-          <w:rFonts w:ascii="Avenir Next" w:hAnsi="Avenir Next" w:cs="Avenir Next" w:eastAsia="Avenir Next"/>
-          <w:color w:val="1A1A1A"/>
-          <w:sz w:val="18"/>
-          <w:szCs w:val="18"/>
-        </w:rPr>
         <w:tab/>
       </w:r>
       <w:r>
         <w:rPr>
           <w:rFonts w:ascii="Avenir Next" w:hAnsi="Avenir Next" w:cs="Avenir Next" w:eastAsia="Avenir Next"/>
           <w:color w:val="1A1A1A"/>
+          <w:sz w:val="22"/>
+          <w:szCs w:val="21"/>
+        </w:rPr>
+        <w:t xml:space="preserve">6 ÷ 2 = </w:t>
+      </w:r>
+      <w:r>
+        <w:rPr>
+          <w:rFonts w:ascii="Avenir Next" w:hAnsi="Avenir Next" w:cs="Avenir Next" w:eastAsia="Avenir Next"/>
+          <w:color w:val="1A1A1A"/>
           <w:sz w:val="21"/>
           <w:szCs w:val="21"/>
-        </w:rPr>
-        <w:t xml:space="preserve">6 ÷ 2 = </w:t>
-      </w:r>
-      <w:r>
-        <w:rPr>
-          <w:rFonts w:ascii="Avenir Next" w:hAnsi="Avenir Next" w:cs="Avenir Next" w:eastAsia="Avenir Next"/>
-          <w:color w:val="1A1A1A"/>
-          <w:sz w:val="21"/>
-          <w:szCs w:val="21"/>
           <w:u w:val="single"/>
         </w:rPr>
         <w:t xml:space="preserve">                </w:t>
@@ -893,7 +902,7 @@
         <w:rPr>
           <w:rFonts w:ascii="Avenir Next" w:hAnsi="Avenir Next" w:cs="Avenir Next" w:eastAsia="Avenir Next"/>
           <w:color w:val="1A1A1A"/>
-          <w:sz w:val="21"/>
+          <w:sz w:val="22"/>
           <w:szCs w:val="21"/>
         </w:rPr>
         <w:t xml:space="preserve"> and 8 ÷ 2 = </w:t>
@@ -923,28 +932,47 @@
           <w:rFonts w:ascii="Avenir Next" w:hAnsi="Avenir Next" w:cs="Avenir Next" w:eastAsia="Avenir Next"/>
           <w:b/>
           <w:color w:val="003A70"/>
+          <w:sz w:val="22"/>
+          <w:szCs w:val="18"/>
+        </w:rPr>
+        <w:t xml:space="preserve">Step 3</w:t>
+      </w:r>
+      <w:r>
+        <w:rPr>
+          <w:rFonts w:ascii="Avenir Next" w:hAnsi="Avenir Next" w:cs="Avenir Next" w:eastAsia="Avenir Next"/>
+          <w:color w:val="1A1A1A"/>
           <w:sz w:val="18"/>
           <w:szCs w:val="18"/>
         </w:rPr>
-        <w:t xml:space="preserve">Step 3</w:t>
-      </w:r>
-      <w:r>
-        <w:rPr>
-          <w:rFonts w:ascii="Avenir Next" w:hAnsi="Avenir Next" w:cs="Avenir Next" w:eastAsia="Avenir Next"/>
-          <w:color w:val="1A1A1A"/>
-          <w:sz w:val="18"/>
-          <w:szCs w:val="18"/>
-        </w:rPr>
         <w:tab/>
       </w:r>
       <w:r>
         <w:rPr>
           <w:rFonts w:ascii="Avenir Next" w:hAnsi="Avenir Next" w:cs="Avenir Next" w:eastAsia="Avenir Next"/>
           <w:color w:val="1A1A1A"/>
+          <w:sz w:val="22"/>
+          <w:szCs w:val="21"/>
+        </w:rPr>
+        <w:t xml:space="preserve">Only 1 divides both. The answer is </w:t>
+      </w:r>
+      <w:r>
+        <w:rPr>
+          <w:rFonts w:ascii="Avenir Next" w:hAnsi="Avenir Next" w:cs="Avenir Next" w:eastAsia="Avenir Next"/>
+          <w:color w:val="1A1A1A"/>
           <w:sz w:val="21"/>
           <w:szCs w:val="21"/>
-        </w:rPr>
-        <w:t xml:space="preserve">Only 1 divides both. The answer is </w:t>
+          <w:u w:val="single"/>
+        </w:rPr>
+        <w:t xml:space="preserve">                </w:t>
+      </w:r>
+      <w:r>
+        <w:rPr>
+          <w:rFonts w:ascii="Avenir Next" w:hAnsi="Avenir Next" w:cs="Avenir Next" w:eastAsia="Avenir Next"/>
+          <w:color w:val="1A1A1A"/>
+          <w:sz w:val="22"/>
+          <w:szCs w:val="21"/>
+        </w:rPr>
+        <w:t xml:space="preserve">/</w:t>
       </w:r>
       <w:r>
         <w:rPr>
@@ -960,26 +988,7 @@
         <w:rPr>
           <w:rFonts w:ascii="Avenir Next" w:hAnsi="Avenir Next" w:cs="Avenir Next" w:eastAsia="Avenir Next"/>
           <w:color w:val="1A1A1A"/>
-          <w:sz w:val="21"/>
-          <w:szCs w:val="21"/>
-        </w:rPr>
-        <w:t xml:space="preserve">/</w:t>
-      </w:r>
-      <w:r>
-        <w:rPr>
-          <w:rFonts w:ascii="Avenir Next" w:hAnsi="Avenir Next" w:cs="Avenir Next" w:eastAsia="Avenir Next"/>
-          <w:color w:val="1A1A1A"/>
-          <w:sz w:val="21"/>
-          <w:szCs w:val="21"/>
-          <w:u w:val="single"/>
-        </w:rPr>
-        <w:t xml:space="preserve">                </w:t>
-      </w:r>
-      <w:r>
-        <w:rPr>
-          <w:rFonts w:ascii="Avenir Next" w:hAnsi="Avenir Next" w:cs="Avenir Next" w:eastAsia="Avenir Next"/>
-          <w:color w:val="1A1A1A"/>
-          <w:sz w:val="21"/>
+          <w:sz w:val="22"/>
           <w:szCs w:val="21"/>
         </w:rPr>
         <w:t xml:space="preserve">.</w:t>
@@ -1042,35 +1051,35 @@
           <w:rFonts w:ascii="Avenir Next" w:hAnsi="Avenir Next" w:cs="Avenir Next" w:eastAsia="Avenir Next"/>
           <w:b/>
           <w:color w:val="003A70"/>
+          <w:sz w:val="22"/>
+          <w:szCs w:val="18"/>
+        </w:rPr>
+        <w:t xml:space="preserve">Step 1</w:t>
+      </w:r>
+      <w:r>
+        <w:rPr>
+          <w:rFonts w:ascii="Avenir Next" w:hAnsi="Avenir Next" w:cs="Avenir Next" w:eastAsia="Avenir Next"/>
+          <w:color w:val="1A1A1A"/>
           <w:sz w:val="18"/>
           <w:szCs w:val="18"/>
         </w:rPr>
-        <w:t xml:space="preserve">Step 1</w:t>
-      </w:r>
-      <w:r>
-        <w:rPr>
-          <w:rFonts w:ascii="Avenir Next" w:hAnsi="Avenir Next" w:cs="Avenir Next" w:eastAsia="Avenir Next"/>
-          <w:color w:val="1A1A1A"/>
-          <w:sz w:val="18"/>
-          <w:szCs w:val="18"/>
-        </w:rPr>
         <w:tab/>
       </w:r>
       <w:r>
         <w:rPr>
           <w:rFonts w:ascii="Avenir Next" w:hAnsi="Avenir Next" w:cs="Avenir Next" w:eastAsia="Avenir Next"/>
           <w:color w:val="1A1A1A"/>
+          <w:sz w:val="22"/>
+          <w:szCs w:val="21"/>
+        </w:rPr>
+        <w:t xml:space="preserve">10 and 25 can both be divided by </w:t>
+      </w:r>
+      <w:r>
+        <w:rPr>
+          <w:rFonts w:ascii="Avenir Next" w:hAnsi="Avenir Next" w:cs="Avenir Next" w:eastAsia="Avenir Next"/>
+          <w:color w:val="1A1A1A"/>
           <w:sz w:val="21"/>
           <w:szCs w:val="21"/>
-        </w:rPr>
-        <w:t xml:space="preserve">10 and 25 can both be divided by </w:t>
-      </w:r>
-      <w:r>
-        <w:rPr>
-          <w:rFonts w:ascii="Avenir Next" w:hAnsi="Avenir Next" w:cs="Avenir Next" w:eastAsia="Avenir Next"/>
-          <w:color w:val="1A1A1A"/>
-          <w:sz w:val="21"/>
-          <w:szCs w:val="21"/>
           <w:u w:val="single"/>
         </w:rPr>
         <w:t xml:space="preserve">                </w:t>
@@ -1079,7 +1088,7 @@
         <w:rPr>
           <w:rFonts w:ascii="Avenir Next" w:hAnsi="Avenir Next" w:cs="Avenir Next" w:eastAsia="Avenir Next"/>
           <w:color w:val="1A1A1A"/>
-          <w:sz w:val="21"/>
+          <w:sz w:val="22"/>
           <w:szCs w:val="21"/>
         </w:rPr>
         <w:t xml:space="preserve">.</w:t>
@@ -1099,35 +1108,35 @@
           <w:rFonts w:ascii="Avenir Next" w:hAnsi="Avenir Next" w:cs="Avenir Next" w:eastAsia="Avenir Next"/>
           <w:b/>
           <w:color w:val="003A70"/>
+          <w:sz w:val="22"/>
+          <w:szCs w:val="18"/>
+        </w:rPr>
+        <w:t xml:space="preserve">Step 2</w:t>
+      </w:r>
+      <w:r>
+        <w:rPr>
+          <w:rFonts w:ascii="Avenir Next" w:hAnsi="Avenir Next" w:cs="Avenir Next" w:eastAsia="Avenir Next"/>
+          <w:color w:val="1A1A1A"/>
           <w:sz w:val="18"/>
           <w:szCs w:val="18"/>
         </w:rPr>
-        <w:t xml:space="preserve">Step 2</w:t>
-      </w:r>
-      <w:r>
-        <w:rPr>
-          <w:rFonts w:ascii="Avenir Next" w:hAnsi="Avenir Next" w:cs="Avenir Next" w:eastAsia="Avenir Next"/>
-          <w:color w:val="1A1A1A"/>
-          <w:sz w:val="18"/>
-          <w:szCs w:val="18"/>
-        </w:rPr>
         <w:tab/>
       </w:r>
       <w:r>
         <w:rPr>
           <w:rFonts w:ascii="Avenir Next" w:hAnsi="Avenir Next" w:cs="Avenir Next" w:eastAsia="Avenir Next"/>
           <w:color w:val="1A1A1A"/>
+          <w:sz w:val="22"/>
+          <w:szCs w:val="21"/>
+        </w:rPr>
+        <w:t xml:space="preserve">10 ÷ 5 = </w:t>
+      </w:r>
+      <w:r>
+        <w:rPr>
+          <w:rFonts w:ascii="Avenir Next" w:hAnsi="Avenir Next" w:cs="Avenir Next" w:eastAsia="Avenir Next"/>
+          <w:color w:val="1A1A1A"/>
           <w:sz w:val="21"/>
           <w:szCs w:val="21"/>
-        </w:rPr>
-        <w:t xml:space="preserve">10 ÷ 5 = </w:t>
-      </w:r>
-      <w:r>
-        <w:rPr>
-          <w:rFonts w:ascii="Avenir Next" w:hAnsi="Avenir Next" w:cs="Avenir Next" w:eastAsia="Avenir Next"/>
-          <w:color w:val="1A1A1A"/>
-          <w:sz w:val="21"/>
-          <w:szCs w:val="21"/>
           <w:u w:val="single"/>
         </w:rPr>
         <w:t xml:space="preserve">                </w:t>
@@ -1136,7 +1145,7 @@
         <w:rPr>
           <w:rFonts w:ascii="Avenir Next" w:hAnsi="Avenir Next" w:cs="Avenir Next" w:eastAsia="Avenir Next"/>
           <w:color w:val="1A1A1A"/>
-          <w:sz w:val="21"/>
+          <w:sz w:val="22"/>
           <w:szCs w:val="21"/>
         </w:rPr>
         <w:t xml:space="preserve"> and 25 ÷ 5 = </w:t>
@@ -1166,28 +1175,47 @@
           <w:rFonts w:ascii="Avenir Next" w:hAnsi="Avenir Next" w:cs="Avenir Next" w:eastAsia="Avenir Next"/>
           <w:b/>
           <w:color w:val="003A70"/>
+          <w:sz w:val="22"/>
+          <w:szCs w:val="18"/>
+        </w:rPr>
+        <w:t xml:space="preserve">Step 3</w:t>
+      </w:r>
+      <w:r>
+        <w:rPr>
+          <w:rFonts w:ascii="Avenir Next" w:hAnsi="Avenir Next" w:cs="Avenir Next" w:eastAsia="Avenir Next"/>
+          <w:color w:val="1A1A1A"/>
           <w:sz w:val="18"/>
           <w:szCs w:val="18"/>
         </w:rPr>
-        <w:t xml:space="preserve">Step 3</w:t>
-      </w:r>
-      <w:r>
-        <w:rPr>
-          <w:rFonts w:ascii="Avenir Next" w:hAnsi="Avenir Next" w:cs="Avenir Next" w:eastAsia="Avenir Next"/>
-          <w:color w:val="1A1A1A"/>
-          <w:sz w:val="18"/>
-          <w:szCs w:val="18"/>
-        </w:rPr>
         <w:tab/>
       </w:r>
       <w:r>
         <w:rPr>
           <w:rFonts w:ascii="Avenir Next" w:hAnsi="Avenir Next" w:cs="Avenir Next" w:eastAsia="Avenir Next"/>
           <w:color w:val="1A1A1A"/>
+          <w:sz w:val="22"/>
+          <w:szCs w:val="21"/>
+        </w:rPr>
+        <w:t xml:space="preserve">Only 1 divides both. The answer is </w:t>
+      </w:r>
+      <w:r>
+        <w:rPr>
+          <w:rFonts w:ascii="Avenir Next" w:hAnsi="Avenir Next" w:cs="Avenir Next" w:eastAsia="Avenir Next"/>
+          <w:color w:val="1A1A1A"/>
           <w:sz w:val="21"/>
           <w:szCs w:val="21"/>
-        </w:rPr>
-        <w:t xml:space="preserve">Only 1 divides both. The answer is </w:t>
+          <w:u w:val="single"/>
+        </w:rPr>
+        <w:t xml:space="preserve">                </w:t>
+      </w:r>
+      <w:r>
+        <w:rPr>
+          <w:rFonts w:ascii="Avenir Next" w:hAnsi="Avenir Next" w:cs="Avenir Next" w:eastAsia="Avenir Next"/>
+          <w:color w:val="1A1A1A"/>
+          <w:sz w:val="22"/>
+          <w:szCs w:val="21"/>
+        </w:rPr>
+        <w:t xml:space="preserve">/</w:t>
       </w:r>
       <w:r>
         <w:rPr>
@@ -1203,26 +1231,7 @@
         <w:rPr>
           <w:rFonts w:ascii="Avenir Next" w:hAnsi="Avenir Next" w:cs="Avenir Next" w:eastAsia="Avenir Next"/>
           <w:color w:val="1A1A1A"/>
-          <w:sz w:val="21"/>
-          <w:szCs w:val="21"/>
-        </w:rPr>
-        <w:t xml:space="preserve">/</w:t>
-      </w:r>
-      <w:r>
-        <w:rPr>
-          <w:rFonts w:ascii="Avenir Next" w:hAnsi="Avenir Next" w:cs="Avenir Next" w:eastAsia="Avenir Next"/>
-          <w:color w:val="1A1A1A"/>
-          <w:sz w:val="21"/>
-          <w:szCs w:val="21"/>
-          <w:u w:val="single"/>
-        </w:rPr>
-        <w:t xml:space="preserve">                </w:t>
-      </w:r>
-      <w:r>
-        <w:rPr>
-          <w:rFonts w:ascii="Avenir Next" w:hAnsi="Avenir Next" w:cs="Avenir Next" w:eastAsia="Avenir Next"/>
-          <w:color w:val="1A1A1A"/>
-          <w:sz w:val="21"/>
+          <w:sz w:val="22"/>
           <w:szCs w:val="21"/>
         </w:rPr>
         <w:t xml:space="preserve">.</w:t>
@@ -1235,6 +1244,7 @@
     </w:p>
     <w:p>
       <w:pPr>
+        <w:pStyle w:val="Heading2"/>
         <w:keepNext/>
         <w:pBdr>
           <w:bottom w:val="single" w:sz="8" w:space="3" w:color="003A70"/>
@@ -1250,7 +1260,7 @@
           <w:b/>
           <w:color w:val="003A70"/>
           <w:spacing w:val="14"/>
-          <w:sz w:val="19"/>
+          <w:sz w:val="22"/>
           <w:szCs w:val="19"/>
         </w:rPr>
         <w:t xml:space="preserve">YOUR TURN</w:t>
@@ -1269,7 +1279,7 @@
           <w:rFonts w:ascii="Avenir Next" w:hAnsi="Avenir Next" w:cs="Avenir Next" w:eastAsia="Avenir Next"/>
           <w:i/>
           <w:color w:val="5A5F66"/>
-          <w:sz w:val="17"/>
+          <w:sz w:val="22"/>
           <w:szCs w:val="17"/>
         </w:rPr>
         <w:t xml:space="preserve">use the steps on your own</w:t>
@@ -1780,7 +1790,7 @@
       <w:pPr>
         <w:pageBreakBefore/>
         <w:keepNext/>
-        <w:spacing w:before="0" w:after="12" w:line="264" w:lineRule="auto"/>
+        <w:spacing w:before="0" w:after="10" w:line="240" w:lineRule="auto"/>
       </w:pPr>
       <w:r>
         <w:rPr>
@@ -1789,7 +1799,7 @@
           <w:caps/>
           <w:color w:val="003A70"/>
           <w:spacing w:val="12"/>
-          <w:sz w:val="19"/>
+          <w:sz w:val="22"/>
           <w:szCs w:val="19"/>
         </w:rPr>
         <w:t xml:space="preserve">Lesson 3-1  ·  Session 1  ·  Prerequisite Practice B  ·  Skill 2 of 2</w:t>
@@ -1797,8 +1807,9 @@
     </w:p>
     <w:p>
       <w:pPr>
+        <w:pStyle w:val="Heading1"/>
         <w:keepNext/>
-        <w:spacing w:before="0" w:after="10" w:line="240" w:lineRule="auto"/>
+        <w:spacing w:before="0" w:after="8" w:line="240" w:lineRule="auto"/>
       </w:pPr>
       <w:r>
         <w:rPr>
@@ -1816,13 +1827,13 @@
         <w:pBdr>
           <w:bottom w:val="single" w:sz="4" w:space="5" w:color="C9CDD2"/>
         </w:pBdr>
-        <w:spacing w:before="0" w:after="60" w:line="264" w:lineRule="auto"/>
+        <w:spacing w:before="0" w:after="51" w:line="240" w:lineRule="auto"/>
       </w:pPr>
       <w:r>
         <w:rPr>
           <w:rFonts w:ascii="Avenir Next" w:hAnsi="Avenir Next" w:cs="Avenir Next" w:eastAsia="Avenir Next"/>
           <w:color w:val="5A5F66"/>
-          <w:sz w:val="17"/>
+          <w:sz w:val="22"/>
           <w:szCs w:val="17"/>
         </w:rPr>
         <w:t xml:space="preserve">Builds on Grade 4 · 4.OA.B.4</w:t>
@@ -1865,7 +1876,8 @@
           </w:tcPr>
           <w:p>
             <w:pPr>
-              <w:spacing w:before="0" w:after="0" w:line="252" w:lineRule="auto"/>
+              <w:pStyle w:val="Heading2"/>
+              <w:spacing w:before="0" w:after="0" w:line="240" w:lineRule="auto"/>
             </w:pPr>
             <w:r>
               <w:rPr>
@@ -1888,13 +1900,13 @@
           </w:tcPr>
           <w:p>
             <w:pPr>
-              <w:spacing w:before="0" w:after="0" w:line="264" w:lineRule="auto"/>
+              <w:spacing w:before="0" w:after="0" w:line="240" w:lineRule="auto"/>
             </w:pPr>
             <w:r>
               <w:rPr>
                 <w:rFonts w:ascii="Avenir Next" w:hAnsi="Avenir Next" w:cs="Avenir Next" w:eastAsia="Avenir Next"/>
                 <w:color w:val="1A1A1A"/>
-                <w:sz w:val="20"/>
+                <w:sz w:val="22"/>
                 <w:szCs w:val="20"/>
               </w:rPr>
               <w:t xml:space="preserve">Wide brushes to all brushes is 8 : 20. The GCF of 8 and 20 is 4, so it is 2 : 5.</w:t>
@@ -1914,7 +1926,8 @@
           </w:tcPr>
           <w:p>
             <w:pPr>
-              <w:spacing w:before="0" w:after="0" w:line="252" w:lineRule="auto"/>
+              <w:pStyle w:val="Heading2"/>
+              <w:spacing w:before="0" w:after="0" w:line="240" w:lineRule="auto"/>
             </w:pPr>
             <w:r>
               <w:rPr>
@@ -1937,13 +1950,13 @@
           </w:tcPr>
           <w:p>
             <w:pPr>
-              <w:spacing w:before="0" w:after="0" w:line="264" w:lineRule="auto"/>
+              <w:spacing w:before="0" w:after="0" w:line="240" w:lineRule="auto"/>
             </w:pPr>
             <w:r>
               <w:rPr>
                 <w:rFonts w:ascii="Avenir Next" w:hAnsi="Avenir Next" w:cs="Avenir Next" w:eastAsia="Avenir Next"/>
                 <w:color w:val="1A1A1A"/>
-                <w:sz w:val="20"/>
+                <w:sz w:val="22"/>
                 <w:szCs w:val="20"/>
               </w:rPr>
               <w:t xml:space="preserve">Find the greatest common factor (GCF) of two numbers, like 8 and 20.  </w:t>
@@ -1953,7 +1966,7 @@
                 <w:rFonts w:ascii="Avenir Next" w:hAnsi="Avenir Next" w:cs="Avenir Next" w:eastAsia="Avenir Next"/>
                 <w:b/>
                 <w:color w:val="1A1A1A"/>
-                <w:sz w:val="20"/>
+                <w:sz w:val="22"/>
                 <w:szCs w:val="20"/>
               </w:rPr>
               <w:t xml:space="preserve">You will use it in Practice Form A, problems 1 and 2.</w:t>
@@ -1964,6 +1977,7 @@
     </w:tbl>
     <w:p>
       <w:pPr>
+        <w:pStyle w:val="Heading2"/>
         <w:keepNext/>
         <w:pBdr>
           <w:bottom w:val="single" w:sz="8" w:space="3" w:color="003A70"/>
@@ -1971,7 +1985,7 @@
         <w:tabs>
           <w:tab w:val="right" w:pos="9504"/>
         </w:tabs>
-        <w:spacing w:before="50" w:after="36" w:line="240" w:lineRule="auto"/>
+        <w:spacing w:before="42" w:after="31" w:line="240" w:lineRule="auto"/>
       </w:pPr>
       <w:r>
         <w:rPr>
@@ -1979,7 +1993,7 @@
           <w:b/>
           <w:color w:val="003A70"/>
           <w:spacing w:val="14"/>
-          <w:sz w:val="19"/>
+          <w:sz w:val="22"/>
           <w:szCs w:val="19"/>
         </w:rPr>
         <w:t xml:space="preserve">STEPS TO FOLLOW</w:t>
@@ -1998,7 +2012,7 @@
           <w:rFonts w:ascii="Avenir Next" w:hAnsi="Avenir Next" w:cs="Avenir Next" w:eastAsia="Avenir Next"/>
           <w:i/>
           <w:color w:val="5A5F66"/>
-          <w:sz w:val="17"/>
+          <w:sz w:val="22"/>
           <w:szCs w:val="17"/>
         </w:rPr>
         <w:t xml:space="preserve">use these same steps on every problem</w:t>
@@ -2040,6 +2054,7 @@
           </w:tcPr>
           <w:p>
             <w:pPr>
+              <w:pStyle w:val="Heading1"/>
               <w:spacing w:before="0" w:after="0" w:line="240" w:lineRule="auto"/>
               <w:jc w:val="center"/>
             </w:pPr>
@@ -2062,14 +2077,14 @@
           </w:tcPr>
           <w:p>
             <w:pPr>
-              <w:spacing w:before="0" w:after="0" w:line="264" w:lineRule="auto"/>
+              <w:spacing w:before="0" w:after="0" w:line="240" w:lineRule="auto"/>
             </w:pPr>
             <w:r>
               <w:rPr>
                 <w:rFonts w:ascii="Avenir Next" w:hAnsi="Avenir Next" w:cs="Avenir Next" w:eastAsia="Avenir Next"/>
                 <w:b/>
                 <w:color w:val="1A1A1A"/>
-                <w:sz w:val="21"/>
+                <w:sz w:val="22"/>
                 <w:szCs w:val="21"/>
               </w:rPr>
               <w:t xml:space="preserve">List</w:t>
@@ -2078,7 +2093,7 @@
               <w:rPr>
                 <w:rFonts w:ascii="Avenir Next" w:hAnsi="Avenir Next" w:cs="Avenir Next" w:eastAsia="Avenir Next"/>
                 <w:color w:val="1A1A1A"/>
-                <w:sz w:val="21"/>
+                <w:sz w:val="22"/>
                 <w:szCs w:val="21"/>
               </w:rPr>
               <w:t xml:space="preserve"> the factors of the first number.</w:t>
@@ -2097,6 +2112,7 @@
           </w:tcPr>
           <w:p>
             <w:pPr>
+              <w:pStyle w:val="Heading1"/>
               <w:spacing w:before="0" w:after="0" w:line="240" w:lineRule="auto"/>
               <w:jc w:val="center"/>
             </w:pPr>
@@ -2119,14 +2135,14 @@
           </w:tcPr>
           <w:p>
             <w:pPr>
-              <w:spacing w:before="0" w:after="0" w:line="264" w:lineRule="auto"/>
+              <w:spacing w:before="0" w:after="0" w:line="240" w:lineRule="auto"/>
             </w:pPr>
             <w:r>
               <w:rPr>
                 <w:rFonts w:ascii="Avenir Next" w:hAnsi="Avenir Next" w:cs="Avenir Next" w:eastAsia="Avenir Next"/>
                 <w:b/>
                 <w:color w:val="1A1A1A"/>
-                <w:sz w:val="21"/>
+                <w:sz w:val="22"/>
                 <w:szCs w:val="21"/>
               </w:rPr>
               <w:t xml:space="preserve">Circle</w:t>
@@ -2135,7 +2151,7 @@
               <w:rPr>
                 <w:rFonts w:ascii="Avenir Next" w:hAnsi="Avenir Next" w:cs="Avenir Next" w:eastAsia="Avenir Next"/>
                 <w:color w:val="1A1A1A"/>
-                <w:sz w:val="21"/>
+                <w:sz w:val="22"/>
                 <w:szCs w:val="21"/>
               </w:rPr>
               <w:t xml:space="preserve"> the ones that also divide the second number.</w:t>
@@ -2154,6 +2170,7 @@
           </w:tcPr>
           <w:p>
             <w:pPr>
+              <w:pStyle w:val="Heading1"/>
               <w:spacing w:before="0" w:after="0" w:line="240" w:lineRule="auto"/>
               <w:jc w:val="center"/>
             </w:pPr>
@@ -2176,13 +2193,13 @@
           </w:tcPr>
           <w:p>
             <w:pPr>
-              <w:spacing w:before="0" w:after="0" w:line="264" w:lineRule="auto"/>
+              <w:spacing w:before="0" w:after="0" w:line="240" w:lineRule="auto"/>
             </w:pPr>
             <w:r>
               <w:rPr>
                 <w:rFonts w:ascii="Avenir Next" w:hAnsi="Avenir Next" w:cs="Avenir Next" w:eastAsia="Avenir Next"/>
                 <w:color w:val="1A1A1A"/>
-                <w:sz w:val="21"/>
+                <w:sz w:val="22"/>
                 <w:szCs w:val="21"/>
               </w:rPr>
               <w:t xml:space="preserve">The </w:t>
@@ -2192,7 +2209,7 @@
                 <w:rFonts w:ascii="Avenir Next" w:hAnsi="Avenir Next" w:cs="Avenir Next" w:eastAsia="Avenir Next"/>
                 <w:b/>
                 <w:color w:val="1A1A1A"/>
-                <w:sz w:val="21"/>
+                <w:sz w:val="22"/>
                 <w:szCs w:val="21"/>
               </w:rPr>
               <w:t xml:space="preserve">greatest</w:t>
@@ -2201,7 +2218,7 @@
               <w:rPr>
                 <w:rFonts w:ascii="Avenir Next" w:hAnsi="Avenir Next" w:cs="Avenir Next" w:eastAsia="Avenir Next"/>
                 <w:color w:val="1A1A1A"/>
-                <w:sz w:val="21"/>
+                <w:sz w:val="22"/>
                 <w:szCs w:val="21"/>
               </w:rPr>
               <w:t xml:space="preserve"> circled factor is the GCF.</w:t>
@@ -2212,6 +2229,7 @@
     </w:tbl>
     <w:p>
       <w:pPr>
+        <w:pStyle w:val="Heading2"/>
         <w:keepNext/>
         <w:pBdr>
           <w:bottom w:val="single" w:sz="8" w:space="3" w:color="003A70"/>
@@ -2219,7 +2237,7 @@
         <w:tabs>
           <w:tab w:val="right" w:pos="9504"/>
         </w:tabs>
-        <w:spacing w:before="50" w:after="36" w:line="240" w:lineRule="auto"/>
+        <w:spacing w:before="42" w:after="31" w:line="240" w:lineRule="auto"/>
       </w:pPr>
       <w:r>
         <w:rPr>
@@ -2227,7 +2245,7 @@
           <w:b/>
           <w:color w:val="003A70"/>
           <w:spacing w:val="14"/>
-          <w:sz w:val="19"/>
+          <w:sz w:val="22"/>
           <w:szCs w:val="19"/>
         </w:rPr>
         <w:t xml:space="preserve">WATCH ME</w:t>
@@ -2246,7 +2264,7 @@
           <w:rFonts w:ascii="Avenir Next" w:hAnsi="Avenir Next" w:cs="Avenir Next" w:eastAsia="Avenir Next"/>
           <w:i/>
           <w:color w:val="5A5F66"/>
-          <w:sz w:val="17"/>
+          <w:sz w:val="22"/>
           <w:szCs w:val="17"/>
         </w:rPr>
         <w:t xml:space="preserve">the steps in action</w:t>
@@ -2254,14 +2272,14 @@
     </w:p>
     <w:p>
       <w:pPr>
-        <w:spacing w:before="0" w:after="40" w:line="264" w:lineRule="auto"/>
+        <w:spacing w:before="0" w:after="34" w:line="240" w:lineRule="auto"/>
       </w:pPr>
       <w:r>
         <w:rPr>
           <w:rFonts w:ascii="Avenir Next" w:hAnsi="Avenir Next" w:cs="Avenir Next" w:eastAsia="Avenir Next"/>
           <w:b/>
           <w:color w:val="1A1A1A"/>
-          <w:sz w:val="21"/>
+          <w:sz w:val="22"/>
           <w:szCs w:val="21"/>
         </w:rPr>
         <w:t xml:space="preserve">Find the GCF of 8 and 20.</w:t>
@@ -2272,7 +2290,7 @@
         <w:tabs>
           <w:tab w:val="left" w:pos="950"/>
         </w:tabs>
-        <w:spacing w:before="0" w:after="24" w:line="256" w:lineRule="auto"/>
+        <w:spacing w:before="0" w:after="20" w:line="240" w:lineRule="auto"/>
         <w:ind w:left="950" w:hanging="950"/>
       </w:pPr>
       <w:r>
@@ -2280,25 +2298,25 @@
           <w:rFonts w:ascii="Avenir Next" w:hAnsi="Avenir Next" w:cs="Avenir Next" w:eastAsia="Avenir Next"/>
           <w:b/>
           <w:color w:val="003A70"/>
+          <w:sz w:val="22"/>
+          <w:szCs w:val="19"/>
+        </w:rPr>
+        <w:t xml:space="preserve">Step 1</w:t>
+      </w:r>
+      <w:r>
+        <w:rPr>
+          <w:rFonts w:ascii="Avenir Next" w:hAnsi="Avenir Next" w:cs="Avenir Next" w:eastAsia="Avenir Next"/>
+          <w:color w:val="1A1A1A"/>
           <w:sz w:val="19"/>
           <w:szCs w:val="19"/>
         </w:rPr>
-        <w:t xml:space="preserve">Step 1</w:t>
-      </w:r>
-      <w:r>
-        <w:rPr>
-          <w:rFonts w:ascii="Avenir Next" w:hAnsi="Avenir Next" w:cs="Avenir Next" w:eastAsia="Avenir Next"/>
-          <w:color w:val="1A1A1A"/>
-          <w:sz w:val="19"/>
-          <w:szCs w:val="19"/>
-        </w:rPr>
         <w:tab/>
       </w:r>
       <w:r>
         <w:rPr>
           <w:rFonts w:ascii="Avenir Next" w:hAnsi="Avenir Next" w:cs="Avenir Next" w:eastAsia="Avenir Next"/>
           <w:color w:val="1A1A1A"/>
-          <w:sz w:val="21"/>
+          <w:sz w:val="22"/>
           <w:szCs w:val="21"/>
         </w:rPr>
         <w:t xml:space="preserve">Factors of 8: 1, 2, 4, 8.</w:t>
@@ -2309,7 +2327,7 @@
         <w:tabs>
           <w:tab w:val="left" w:pos="950"/>
         </w:tabs>
-        <w:spacing w:before="0" w:after="24" w:line="256" w:lineRule="auto"/>
+        <w:spacing w:before="0" w:after="20" w:line="240" w:lineRule="auto"/>
         <w:ind w:left="950" w:hanging="950"/>
       </w:pPr>
       <w:r>
@@ -2317,25 +2335,25 @@
           <w:rFonts w:ascii="Avenir Next" w:hAnsi="Avenir Next" w:cs="Avenir Next" w:eastAsia="Avenir Next"/>
           <w:b/>
           <w:color w:val="003A70"/>
+          <w:sz w:val="22"/>
+          <w:szCs w:val="19"/>
+        </w:rPr>
+        <w:t xml:space="preserve">Step 2</w:t>
+      </w:r>
+      <w:r>
+        <w:rPr>
+          <w:rFonts w:ascii="Avenir Next" w:hAnsi="Avenir Next" w:cs="Avenir Next" w:eastAsia="Avenir Next"/>
+          <w:color w:val="1A1A1A"/>
           <w:sz w:val="19"/>
           <w:szCs w:val="19"/>
         </w:rPr>
-        <w:t xml:space="preserve">Step 2</w:t>
-      </w:r>
-      <w:r>
-        <w:rPr>
-          <w:rFonts w:ascii="Avenir Next" w:hAnsi="Avenir Next" w:cs="Avenir Next" w:eastAsia="Avenir Next"/>
-          <w:color w:val="1A1A1A"/>
-          <w:sz w:val="19"/>
-          <w:szCs w:val="19"/>
-        </w:rPr>
         <w:tab/>
       </w:r>
       <w:r>
         <w:rPr>
           <w:rFonts w:ascii="Avenir Next" w:hAnsi="Avenir Next" w:cs="Avenir Next" w:eastAsia="Avenir Next"/>
           <w:color w:val="1A1A1A"/>
-          <w:sz w:val="21"/>
+          <w:sz w:val="22"/>
           <w:szCs w:val="21"/>
         </w:rPr>
         <w:t xml:space="preserve">1, 2 and 4 also divide 20.</w:t>
@@ -2346,7 +2364,7 @@
         <w:tabs>
           <w:tab w:val="left" w:pos="950"/>
         </w:tabs>
-        <w:spacing w:before="0" w:after="24" w:line="256" w:lineRule="auto"/>
+        <w:spacing w:before="0" w:after="20" w:line="240" w:lineRule="auto"/>
         <w:ind w:left="950" w:hanging="950"/>
       </w:pPr>
       <w:r>
@@ -2354,25 +2372,25 @@
           <w:rFonts w:ascii="Avenir Next" w:hAnsi="Avenir Next" w:cs="Avenir Next" w:eastAsia="Avenir Next"/>
           <w:b/>
           <w:color w:val="003A70"/>
+          <w:sz w:val="22"/>
+          <w:szCs w:val="19"/>
+        </w:rPr>
+        <w:t xml:space="preserve">Step 3</w:t>
+      </w:r>
+      <w:r>
+        <w:rPr>
+          <w:rFonts w:ascii="Avenir Next" w:hAnsi="Avenir Next" w:cs="Avenir Next" w:eastAsia="Avenir Next"/>
+          <w:color w:val="1A1A1A"/>
           <w:sz w:val="19"/>
           <w:szCs w:val="19"/>
         </w:rPr>
-        <w:t xml:space="preserve">Step 3</w:t>
-      </w:r>
-      <w:r>
-        <w:rPr>
-          <w:rFonts w:ascii="Avenir Next" w:hAnsi="Avenir Next" w:cs="Avenir Next" w:eastAsia="Avenir Next"/>
-          <w:color w:val="1A1A1A"/>
-          <w:sz w:val="19"/>
-          <w:szCs w:val="19"/>
-        </w:rPr>
         <w:tab/>
       </w:r>
       <w:r>
         <w:rPr>
           <w:rFonts w:ascii="Avenir Next" w:hAnsi="Avenir Next" w:cs="Avenir Next" w:eastAsia="Avenir Next"/>
           <w:color w:val="1A1A1A"/>
-          <w:sz w:val="21"/>
+          <w:sz w:val="22"/>
           <w:szCs w:val="21"/>
         </w:rPr>
         <w:t xml:space="preserve">The GCF is 4.</w:t>
@@ -2383,7 +2401,7 @@
         <w:tabs>
           <w:tab w:val="left" w:pos="950"/>
         </w:tabs>
-        <w:spacing w:before="20" w:after="0" w:line="256" w:lineRule="auto"/>
+        <w:spacing w:before="17" w:after="0" w:line="240" w:lineRule="auto"/>
         <w:ind w:left="950" w:hanging="950"/>
       </w:pPr>
       <w:r>
@@ -2391,18 +2409,18 @@
           <w:rFonts w:ascii="Avenir Next" w:hAnsi="Avenir Next" w:cs="Avenir Next" w:eastAsia="Avenir Next"/>
           <w:b/>
           <w:color w:val="1A1A1A"/>
+          <w:sz w:val="22"/>
+          <w:szCs w:val="21"/>
+        </w:rPr>
+        <w:t xml:space="preserve">Answer</w:t>
+      </w:r>
+      <w:r>
+        <w:rPr>
+          <w:rFonts w:ascii="Avenir Next" w:hAnsi="Avenir Next" w:cs="Avenir Next" w:eastAsia="Avenir Next"/>
+          <w:color w:val="1A1A1A"/>
           <w:sz w:val="21"/>
           <w:szCs w:val="21"/>
         </w:rPr>
-        <w:t xml:space="preserve">Answer</w:t>
-      </w:r>
-      <w:r>
-        <w:rPr>
-          <w:rFonts w:ascii="Avenir Next" w:hAnsi="Avenir Next" w:cs="Avenir Next" w:eastAsia="Avenir Next"/>
-          <w:color w:val="1A1A1A"/>
-          <w:sz w:val="21"/>
-          <w:szCs w:val="21"/>
-        </w:rPr>
         <w:tab/>
       </w:r>
       <w:r>
@@ -2410,7 +2428,7 @@
           <w:rFonts w:ascii="Avenir Next" w:hAnsi="Avenir Next" w:cs="Avenir Next" w:eastAsia="Avenir Next"/>
           <w:b/>
           <w:color w:val="1A1A1A"/>
-          <w:sz w:val="21"/>
+          <w:sz w:val="22"/>
           <w:szCs w:val="21"/>
         </w:rPr>
         <w:t xml:space="preserve">4</w:t>
@@ -2418,6 +2436,7 @@
     </w:p>
     <w:p>
       <w:pPr>
+        <w:pStyle w:val="Heading2"/>
         <w:keepNext/>
         <w:pBdr>
           <w:bottom w:val="single" w:sz="8" w:space="3" w:color="003A70"/>
@@ -2425,7 +2444,7 @@
         <w:tabs>
           <w:tab w:val="right" w:pos="9504"/>
         </w:tabs>
-        <w:spacing w:before="50" w:after="36" w:line="240" w:lineRule="auto"/>
+        <w:spacing w:before="42" w:after="31" w:line="240" w:lineRule="auto"/>
       </w:pPr>
       <w:r>
         <w:rPr>
@@ -2433,7 +2452,7 @@
           <w:b/>
           <w:color w:val="003A70"/>
           <w:spacing w:val="14"/>
-          <w:sz w:val="19"/>
+          <w:sz w:val="22"/>
           <w:szCs w:val="19"/>
         </w:rPr>
         <w:t xml:space="preserve">TRY IT WITH HELP</w:t>
@@ -2452,7 +2471,7 @@
           <w:rFonts w:ascii="Avenir Next" w:hAnsi="Avenir Next" w:cs="Avenir Next" w:eastAsia="Avenir Next"/>
           <w:i/>
           <w:color w:val="5A5F66"/>
-          <w:sz w:val="17"/>
+          <w:sz w:val="22"/>
           <w:szCs w:val="17"/>
         </w:rPr>
         <w:t xml:space="preserve">fill in each step</w:t>
@@ -2464,7 +2483,7 @@
         <w:tabs>
           <w:tab w:val="left" w:pos="432"/>
         </w:tabs>
-        <w:spacing w:before="90" w:after="40" w:line="268" w:lineRule="auto"/>
+        <w:spacing w:before="76" w:after="34" w:line="240" w:lineRule="auto"/>
         <w:ind w:left="432" w:hanging="432"/>
       </w:pPr>
       <w:r>
@@ -2502,7 +2521,7 @@
         <w:tabs>
           <w:tab w:val="left" w:pos="1300"/>
         </w:tabs>
-        <w:spacing w:before="0" w:after="24" w:line="272" w:lineRule="auto"/>
+        <w:spacing w:before="0" w:after="20" w:line="240" w:lineRule="auto"/>
         <w:ind w:left="1300" w:hanging="868"/>
       </w:pPr>
       <w:r>
@@ -2510,25 +2529,25 @@
           <w:rFonts w:ascii="Avenir Next" w:hAnsi="Avenir Next" w:cs="Avenir Next" w:eastAsia="Avenir Next"/>
           <w:b/>
           <w:color w:val="003A70"/>
+          <w:sz w:val="22"/>
+          <w:szCs w:val="18"/>
+        </w:rPr>
+        <w:t xml:space="preserve">Step 1</w:t>
+      </w:r>
+      <w:r>
+        <w:rPr>
+          <w:rFonts w:ascii="Avenir Next" w:hAnsi="Avenir Next" w:cs="Avenir Next" w:eastAsia="Avenir Next"/>
+          <w:color w:val="1A1A1A"/>
           <w:sz w:val="18"/>
           <w:szCs w:val="18"/>
         </w:rPr>
-        <w:t xml:space="preserve">Step 1</w:t>
-      </w:r>
-      <w:r>
-        <w:rPr>
-          <w:rFonts w:ascii="Avenir Next" w:hAnsi="Avenir Next" w:cs="Avenir Next" w:eastAsia="Avenir Next"/>
-          <w:color w:val="1A1A1A"/>
-          <w:sz w:val="18"/>
-          <w:szCs w:val="18"/>
-        </w:rPr>
         <w:tab/>
       </w:r>
       <w:r>
         <w:rPr>
           <w:rFonts w:ascii="Avenir Next" w:hAnsi="Avenir Next" w:cs="Avenir Next" w:eastAsia="Avenir Next"/>
           <w:color w:val="1A1A1A"/>
-          <w:sz w:val="21"/>
+          <w:sz w:val="22"/>
           <w:szCs w:val="21"/>
         </w:rPr>
         <w:t xml:space="preserve">Factors of 6: </w:t>
@@ -2550,7 +2569,7 @@
         <w:tabs>
           <w:tab w:val="left" w:pos="1300"/>
         </w:tabs>
-        <w:spacing w:before="0" w:after="24" w:line="272" w:lineRule="auto"/>
+        <w:spacing w:before="0" w:after="20" w:line="240" w:lineRule="auto"/>
         <w:ind w:left="1300" w:hanging="868"/>
       </w:pPr>
       <w:r>
@@ -2558,25 +2577,25 @@
           <w:rFonts w:ascii="Avenir Next" w:hAnsi="Avenir Next" w:cs="Avenir Next" w:eastAsia="Avenir Next"/>
           <w:b/>
           <w:color w:val="003A70"/>
+          <w:sz w:val="22"/>
+          <w:szCs w:val="18"/>
+        </w:rPr>
+        <w:t xml:space="preserve">Step 2</w:t>
+      </w:r>
+      <w:r>
+        <w:rPr>
+          <w:rFonts w:ascii="Avenir Next" w:hAnsi="Avenir Next" w:cs="Avenir Next" w:eastAsia="Avenir Next"/>
+          <w:color w:val="1A1A1A"/>
           <w:sz w:val="18"/>
           <w:szCs w:val="18"/>
         </w:rPr>
-        <w:t xml:space="preserve">Step 2</w:t>
-      </w:r>
-      <w:r>
-        <w:rPr>
-          <w:rFonts w:ascii="Avenir Next" w:hAnsi="Avenir Next" w:cs="Avenir Next" w:eastAsia="Avenir Next"/>
-          <w:color w:val="1A1A1A"/>
-          <w:sz w:val="18"/>
-          <w:szCs w:val="18"/>
-        </w:rPr>
         <w:tab/>
       </w:r>
       <w:r>
         <w:rPr>
           <w:rFonts w:ascii="Avenir Next" w:hAnsi="Avenir Next" w:cs="Avenir Next" w:eastAsia="Avenir Next"/>
           <w:color w:val="1A1A1A"/>
-          <w:sz w:val="21"/>
+          <w:sz w:val="22"/>
           <w:szCs w:val="21"/>
         </w:rPr>
         <w:t xml:space="preserve">These also divide 9: </w:t>
@@ -2598,7 +2617,7 @@
         <w:tabs>
           <w:tab w:val="left" w:pos="1300"/>
         </w:tabs>
-        <w:spacing w:before="0" w:after="24" w:line="272" w:lineRule="auto"/>
+        <w:spacing w:before="0" w:after="20" w:line="240" w:lineRule="auto"/>
         <w:ind w:left="1300" w:hanging="868"/>
       </w:pPr>
       <w:r>
@@ -2606,35 +2625,35 @@
           <w:rFonts w:ascii="Avenir Next" w:hAnsi="Avenir Next" w:cs="Avenir Next" w:eastAsia="Avenir Next"/>
           <w:b/>
           <w:color w:val="003A70"/>
+          <w:sz w:val="22"/>
+          <w:szCs w:val="18"/>
+        </w:rPr>
+        <w:t xml:space="preserve">Step 3</w:t>
+      </w:r>
+      <w:r>
+        <w:rPr>
+          <w:rFonts w:ascii="Avenir Next" w:hAnsi="Avenir Next" w:cs="Avenir Next" w:eastAsia="Avenir Next"/>
+          <w:color w:val="1A1A1A"/>
           <w:sz w:val="18"/>
           <w:szCs w:val="18"/>
         </w:rPr>
-        <w:t xml:space="preserve">Step 3</w:t>
-      </w:r>
-      <w:r>
-        <w:rPr>
-          <w:rFonts w:ascii="Avenir Next" w:hAnsi="Avenir Next" w:cs="Avenir Next" w:eastAsia="Avenir Next"/>
-          <w:color w:val="1A1A1A"/>
-          <w:sz w:val="18"/>
-          <w:szCs w:val="18"/>
-        </w:rPr>
         <w:tab/>
       </w:r>
       <w:r>
         <w:rPr>
           <w:rFonts w:ascii="Avenir Next" w:hAnsi="Avenir Next" w:cs="Avenir Next" w:eastAsia="Avenir Next"/>
           <w:color w:val="1A1A1A"/>
+          <w:sz w:val="22"/>
+          <w:szCs w:val="21"/>
+        </w:rPr>
+        <w:t xml:space="preserve">The GCF is </w:t>
+      </w:r>
+      <w:r>
+        <w:rPr>
+          <w:rFonts w:ascii="Avenir Next" w:hAnsi="Avenir Next" w:cs="Avenir Next" w:eastAsia="Avenir Next"/>
+          <w:color w:val="1A1A1A"/>
           <w:sz w:val="21"/>
           <w:szCs w:val="21"/>
-        </w:rPr>
-        <w:t xml:space="preserve">The GCF is </w:t>
-      </w:r>
-      <w:r>
-        <w:rPr>
-          <w:rFonts w:ascii="Avenir Next" w:hAnsi="Avenir Next" w:cs="Avenir Next" w:eastAsia="Avenir Next"/>
-          <w:color w:val="1A1A1A"/>
-          <w:sz w:val="21"/>
-          <w:szCs w:val="21"/>
           <w:u w:val="single"/>
         </w:rPr>
         <w:t xml:space="preserve">                </w:t>
@@ -2643,7 +2662,7 @@
         <w:rPr>
           <w:rFonts w:ascii="Avenir Next" w:hAnsi="Avenir Next" w:cs="Avenir Next" w:eastAsia="Avenir Next"/>
           <w:color w:val="1A1A1A"/>
-          <w:sz w:val="21"/>
+          <w:sz w:val="22"/>
           <w:szCs w:val="21"/>
         </w:rPr>
         <w:t xml:space="preserve">.</w:t>
@@ -2660,7 +2679,7 @@
         <w:tabs>
           <w:tab w:val="left" w:pos="432"/>
         </w:tabs>
-        <w:spacing w:before="90" w:after="40" w:line="268" w:lineRule="auto"/>
+        <w:spacing w:before="76" w:after="34" w:line="240" w:lineRule="auto"/>
         <w:ind w:left="432" w:hanging="432"/>
       </w:pPr>
       <w:r>
@@ -2698,7 +2717,7 @@
         <w:tabs>
           <w:tab w:val="left" w:pos="1300"/>
         </w:tabs>
-        <w:spacing w:before="0" w:after="24" w:line="272" w:lineRule="auto"/>
+        <w:spacing w:before="0" w:after="20" w:line="240" w:lineRule="auto"/>
         <w:ind w:left="1300" w:hanging="868"/>
       </w:pPr>
       <w:r>
@@ -2706,25 +2725,25 @@
           <w:rFonts w:ascii="Avenir Next" w:hAnsi="Avenir Next" w:cs="Avenir Next" w:eastAsia="Avenir Next"/>
           <w:b/>
           <w:color w:val="003A70"/>
+          <w:sz w:val="22"/>
+          <w:szCs w:val="18"/>
+        </w:rPr>
+        <w:t xml:space="preserve">Step 1</w:t>
+      </w:r>
+      <w:r>
+        <w:rPr>
+          <w:rFonts w:ascii="Avenir Next" w:hAnsi="Avenir Next" w:cs="Avenir Next" w:eastAsia="Avenir Next"/>
+          <w:color w:val="1A1A1A"/>
           <w:sz w:val="18"/>
           <w:szCs w:val="18"/>
         </w:rPr>
-        <w:t xml:space="preserve">Step 1</w:t>
-      </w:r>
-      <w:r>
-        <w:rPr>
-          <w:rFonts w:ascii="Avenir Next" w:hAnsi="Avenir Next" w:cs="Avenir Next" w:eastAsia="Avenir Next"/>
-          <w:color w:val="1A1A1A"/>
-          <w:sz w:val="18"/>
-          <w:szCs w:val="18"/>
-        </w:rPr>
         <w:tab/>
       </w:r>
       <w:r>
         <w:rPr>
           <w:rFonts w:ascii="Avenir Next" w:hAnsi="Avenir Next" w:cs="Avenir Next" w:eastAsia="Avenir Next"/>
           <w:color w:val="1A1A1A"/>
-          <w:sz w:val="21"/>
+          <w:sz w:val="22"/>
           <w:szCs w:val="21"/>
         </w:rPr>
         <w:t xml:space="preserve">Factors of 12: </w:t>
@@ -2746,7 +2765,7 @@
         <w:tabs>
           <w:tab w:val="left" w:pos="1300"/>
         </w:tabs>
-        <w:spacing w:before="0" w:after="24" w:line="272" w:lineRule="auto"/>
+        <w:spacing w:before="0" w:after="20" w:line="240" w:lineRule="auto"/>
         <w:ind w:left="1300" w:hanging="868"/>
       </w:pPr>
       <w:r>
@@ -2754,25 +2773,25 @@
           <w:rFonts w:ascii="Avenir Next" w:hAnsi="Avenir Next" w:cs="Avenir Next" w:eastAsia="Avenir Next"/>
           <w:b/>
           <w:color w:val="003A70"/>
+          <w:sz w:val="22"/>
+          <w:szCs w:val="18"/>
+        </w:rPr>
+        <w:t xml:space="preserve">Step 2</w:t>
+      </w:r>
+      <w:r>
+        <w:rPr>
+          <w:rFonts w:ascii="Avenir Next" w:hAnsi="Avenir Next" w:cs="Avenir Next" w:eastAsia="Avenir Next"/>
+          <w:color w:val="1A1A1A"/>
           <w:sz w:val="18"/>
           <w:szCs w:val="18"/>
         </w:rPr>
-        <w:t xml:space="preserve">Step 2</w:t>
-      </w:r>
-      <w:r>
-        <w:rPr>
-          <w:rFonts w:ascii="Avenir Next" w:hAnsi="Avenir Next" w:cs="Avenir Next" w:eastAsia="Avenir Next"/>
-          <w:color w:val="1A1A1A"/>
-          <w:sz w:val="18"/>
-          <w:szCs w:val="18"/>
-        </w:rPr>
         <w:tab/>
       </w:r>
       <w:r>
         <w:rPr>
           <w:rFonts w:ascii="Avenir Next" w:hAnsi="Avenir Next" w:cs="Avenir Next" w:eastAsia="Avenir Next"/>
           <w:color w:val="1A1A1A"/>
-          <w:sz w:val="21"/>
+          <w:sz w:val="22"/>
           <w:szCs w:val="21"/>
         </w:rPr>
         <w:t xml:space="preserve">These also divide 18: </w:t>
@@ -2794,7 +2813,7 @@
         <w:tabs>
           <w:tab w:val="left" w:pos="1300"/>
         </w:tabs>
-        <w:spacing w:before="0" w:after="24" w:line="272" w:lineRule="auto"/>
+        <w:spacing w:before="0" w:after="20" w:line="240" w:lineRule="auto"/>
         <w:ind w:left="1300" w:hanging="868"/>
       </w:pPr>
       <w:r>
@@ -2802,35 +2821,35 @@
           <w:rFonts w:ascii="Avenir Next" w:hAnsi="Avenir Next" w:cs="Avenir Next" w:eastAsia="Avenir Next"/>
           <w:b/>
           <w:color w:val="003A70"/>
+          <w:sz w:val="22"/>
+          <w:szCs w:val="18"/>
+        </w:rPr>
+        <w:t xml:space="preserve">Step 3</w:t>
+      </w:r>
+      <w:r>
+        <w:rPr>
+          <w:rFonts w:ascii="Avenir Next" w:hAnsi="Avenir Next" w:cs="Avenir Next" w:eastAsia="Avenir Next"/>
+          <w:color w:val="1A1A1A"/>
           <w:sz w:val="18"/>
           <w:szCs w:val="18"/>
         </w:rPr>
-        <w:t xml:space="preserve">Step 3</w:t>
-      </w:r>
-      <w:r>
-        <w:rPr>
-          <w:rFonts w:ascii="Avenir Next" w:hAnsi="Avenir Next" w:cs="Avenir Next" w:eastAsia="Avenir Next"/>
-          <w:color w:val="1A1A1A"/>
-          <w:sz w:val="18"/>
-          <w:szCs w:val="18"/>
-        </w:rPr>
         <w:tab/>
       </w:r>
       <w:r>
         <w:rPr>
           <w:rFonts w:ascii="Avenir Next" w:hAnsi="Avenir Next" w:cs="Avenir Next" w:eastAsia="Avenir Next"/>
           <w:color w:val="1A1A1A"/>
+          <w:sz w:val="22"/>
+          <w:szCs w:val="21"/>
+        </w:rPr>
+        <w:t xml:space="preserve">The GCF is </w:t>
+      </w:r>
+      <w:r>
+        <w:rPr>
+          <w:rFonts w:ascii="Avenir Next" w:hAnsi="Avenir Next" w:cs="Avenir Next" w:eastAsia="Avenir Next"/>
+          <w:color w:val="1A1A1A"/>
           <w:sz w:val="21"/>
           <w:szCs w:val="21"/>
-        </w:rPr>
-        <w:t xml:space="preserve">The GCF is </w:t>
-      </w:r>
-      <w:r>
-        <w:rPr>
-          <w:rFonts w:ascii="Avenir Next" w:hAnsi="Avenir Next" w:cs="Avenir Next" w:eastAsia="Avenir Next"/>
-          <w:color w:val="1A1A1A"/>
-          <w:sz w:val="21"/>
-          <w:szCs w:val="21"/>
           <w:u w:val="single"/>
         </w:rPr>
         <w:t xml:space="preserve">                </w:t>
@@ -2839,7 +2858,7 @@
         <w:rPr>
           <w:rFonts w:ascii="Avenir Next" w:hAnsi="Avenir Next" w:cs="Avenir Next" w:eastAsia="Avenir Next"/>
           <w:color w:val="1A1A1A"/>
-          <w:sz w:val="21"/>
+          <w:sz w:val="22"/>
           <w:szCs w:val="21"/>
         </w:rPr>
         <w:t xml:space="preserve">.</w:t>
@@ -2852,6 +2871,7 @@
     </w:p>
     <w:p>
       <w:pPr>
+        <w:pStyle w:val="Heading2"/>
         <w:keepNext/>
         <w:pBdr>
           <w:bottom w:val="single" w:sz="8" w:space="3" w:color="003A70"/>
@@ -2859,7 +2879,7 @@
         <w:tabs>
           <w:tab w:val="right" w:pos="9504"/>
         </w:tabs>
-        <w:spacing w:before="50" w:after="36" w:line="240" w:lineRule="auto"/>
+        <w:spacing w:before="42" w:after="31" w:line="240" w:lineRule="auto"/>
       </w:pPr>
       <w:r>
         <w:rPr>
@@ -2867,7 +2887,7 @@
           <w:b/>
           <w:color w:val="003A70"/>
           <w:spacing w:val="14"/>
-          <w:sz w:val="19"/>
+          <w:sz w:val="22"/>
           <w:szCs w:val="19"/>
         </w:rPr>
         <w:t xml:space="preserve">YOUR TURN</w:t>
@@ -2886,7 +2906,7 @@
           <w:rFonts w:ascii="Avenir Next" w:hAnsi="Avenir Next" w:cs="Avenir Next" w:eastAsia="Avenir Next"/>
           <w:i/>
           <w:color w:val="5A5F66"/>
-          <w:sz w:val="17"/>
+          <w:sz w:val="22"/>
           <w:szCs w:val="17"/>
         </w:rPr>
         <w:t xml:space="preserve">use the steps on your own</w:t>
@@ -2936,7 +2956,7 @@
               <w:tabs>
                 <w:tab w:val="left" w:pos="432"/>
               </w:tabs>
-              <w:spacing w:before="90" w:after="40" w:line="268" w:lineRule="auto"/>
+              <w:spacing w:before="76" w:after="34" w:line="240" w:lineRule="auto"/>
               <w:ind w:left="432" w:hanging="432"/>
             </w:pPr>
             <w:r>
@@ -3010,7 +3030,7 @@
                     <w:tabs>
                       <w:tab w:val="left" w:pos="340"/>
                     </w:tabs>
-                    <w:spacing w:before="0" w:after="0" w:line="276" w:lineRule="auto"/>
+                    <w:spacing w:before="0" w:after="0" w:line="240" w:lineRule="auto"/>
                     <w:ind w:left="340" w:hanging="340"/>
                   </w:pPr>
                   <w:r>
@@ -3072,7 +3092,7 @@
                     <w:tabs>
                       <w:tab w:val="left" w:pos="340"/>
                     </w:tabs>
-                    <w:spacing w:before="0" w:after="0" w:line="276" w:lineRule="auto"/>
+                    <w:spacing w:before="0" w:after="0" w:line="240" w:lineRule="auto"/>
                     <w:ind w:left="340" w:hanging="340"/>
                   </w:pPr>
                   <w:r>
@@ -3134,7 +3154,7 @@
                     <w:tabs>
                       <w:tab w:val="left" w:pos="340"/>
                     </w:tabs>
-                    <w:spacing w:before="0" w:after="0" w:line="276" w:lineRule="auto"/>
+                    <w:spacing w:before="0" w:after="0" w:line="240" w:lineRule="auto"/>
                     <w:ind w:left="340" w:hanging="340"/>
                   </w:pPr>
                   <w:r>
@@ -3202,7 +3222,7 @@
                     <w:tabs>
                       <w:tab w:val="left" w:pos="340"/>
                     </w:tabs>
-                    <w:spacing w:before="0" w:after="0" w:line="276" w:lineRule="auto"/>
+                    <w:spacing w:before="0" w:after="0" w:line="240" w:lineRule="auto"/>
                     <w:ind w:left="340" w:hanging="340"/>
                   </w:pPr>
                   <w:r>
@@ -3264,7 +3284,7 @@
                     <w:tabs>
                       <w:tab w:val="left" w:pos="340"/>
                     </w:tabs>
-                    <w:spacing w:before="0" w:after="0" w:line="276" w:lineRule="auto"/>
+                    <w:spacing w:before="0" w:after="0" w:line="240" w:lineRule="auto"/>
                     <w:ind w:left="340" w:hanging="340"/>
                   </w:pPr>
                   <w:r>
@@ -3326,7 +3346,7 @@
                     <w:tabs>
                       <w:tab w:val="left" w:pos="340"/>
                     </w:tabs>
-                    <w:spacing w:before="0" w:after="0" w:line="276" w:lineRule="auto"/>
+                    <w:spacing w:before="0" w:after="0" w:line="240" w:lineRule="auto"/>
                     <w:ind w:left="340" w:hanging="340"/>
                   </w:pPr>
                   <w:r>
@@ -3395,6 +3415,7 @@
     </w:p>
     <w:p>
       <w:pPr>
+        <w:pStyle w:val="Heading2"/>
         <w:keepNext/>
         <w:pBdr>
           <w:bottom w:val="single" w:sz="8" w:space="3" w:color="003A70"/>
@@ -3402,7 +3423,7 @@
         <w:tabs>
           <w:tab w:val="right" w:pos="9504"/>
         </w:tabs>
-        <w:spacing w:before="50" w:after="36" w:line="240" w:lineRule="auto"/>
+        <w:spacing w:before="42" w:after="31" w:line="240" w:lineRule="auto"/>
       </w:pPr>
       <w:r>
         <w:rPr>
@@ -3410,7 +3431,7 @@
           <w:b/>
           <w:color w:val="003A70"/>
           <w:spacing w:val="14"/>
-          <w:sz w:val="19"/>
+          <w:sz w:val="22"/>
           <w:szCs w:val="19"/>
         </w:rPr>
         <w:t xml:space="preserve">READY CHECK</w:t>
@@ -3429,7 +3450,7 @@
           <w:rFonts w:ascii="Avenir Next" w:hAnsi="Avenir Next" w:cs="Avenir Next" w:eastAsia="Avenir Next"/>
           <w:i/>
           <w:color w:val="5A5F66"/>
-          <w:sz w:val="17"/>
+          <w:sz w:val="22"/>
           <w:szCs w:val="17"/>
         </w:rPr>
         <w:t xml:space="preserve">a problem like the one in today’s lesson</w:t>
@@ -3479,7 +3500,7 @@
               <w:tabs>
                 <w:tab w:val="left" w:pos="432"/>
               </w:tabs>
-              <w:spacing w:before="90" w:after="40" w:line="268" w:lineRule="auto"/>
+              <w:spacing w:before="76" w:after="34" w:line="240" w:lineRule="auto"/>
               <w:ind w:left="432" w:hanging="432"/>
             </w:pPr>
             <w:r>
@@ -3553,7 +3574,7 @@
                     <w:tabs>
                       <w:tab w:val="left" w:pos="340"/>
                     </w:tabs>
-                    <w:spacing w:before="0" w:after="0" w:line="264" w:lineRule="auto"/>
+                    <w:spacing w:before="0" w:after="0" w:line="240" w:lineRule="auto"/>
                     <w:ind w:left="340" w:hanging="340"/>
                   </w:pPr>
                   <w:r>
@@ -3561,25 +3582,25 @@
                       <w:rFonts w:ascii="Avenir Next" w:hAnsi="Avenir Next" w:cs="Avenir Next" w:eastAsia="Avenir Next"/>
                       <w:b/>
                       <w:color w:val="003A70"/>
+                      <w:sz w:val="22"/>
+                      <w:szCs w:val="21"/>
+                    </w:rPr>
+                    <w:t xml:space="preserve">A</w:t>
+                  </w:r>
+                  <w:r>
+                    <w:rPr>
+                      <w:rFonts w:ascii="Avenir Next" w:hAnsi="Avenir Next" w:cs="Avenir Next" w:eastAsia="Avenir Next"/>
+                      <w:color w:val="1A1A1A"/>
                       <w:sz w:val="21"/>
                       <w:szCs w:val="21"/>
                     </w:rPr>
-                    <w:t xml:space="preserve">A</w:t>
-                  </w:r>
-                  <w:r>
-                    <w:rPr>
-                      <w:rFonts w:ascii="Avenir Next" w:hAnsi="Avenir Next" w:cs="Avenir Next" w:eastAsia="Avenir Next"/>
-                      <w:color w:val="1A1A1A"/>
-                      <w:sz w:val="21"/>
-                      <w:szCs w:val="21"/>
-                    </w:rPr>
                     <w:tab/>
                   </w:r>
                   <w:r>
                     <w:rPr>
                       <w:rFonts w:ascii="Avenir Next" w:hAnsi="Avenir Next" w:cs="Avenir Next" w:eastAsia="Avenir Next"/>
                       <w:color w:val="1A1A1A"/>
-                      <w:sz w:val="21"/>
+                      <w:sz w:val="22"/>
                       <w:szCs w:val="21"/>
                     </w:rPr>
                     <w:t xml:space="preserve">2 : 3</w:t>
@@ -3596,7 +3617,7 @@
                     <w:tabs>
                       <w:tab w:val="left" w:pos="340"/>
                     </w:tabs>
-                    <w:spacing w:before="0" w:after="0" w:line="264" w:lineRule="auto"/>
+                    <w:spacing w:before="0" w:after="0" w:line="240" w:lineRule="auto"/>
                     <w:ind w:left="340" w:hanging="340"/>
                   </w:pPr>
                   <w:r>
@@ -3604,25 +3625,25 @@
                       <w:rFonts w:ascii="Avenir Next" w:hAnsi="Avenir Next" w:cs="Avenir Next" w:eastAsia="Avenir Next"/>
                       <w:b/>
                       <w:color w:val="003A70"/>
+                      <w:sz w:val="22"/>
+                      <w:szCs w:val="21"/>
+                    </w:rPr>
+                    <w:t xml:space="preserve">B</w:t>
+                  </w:r>
+                  <w:r>
+                    <w:rPr>
+                      <w:rFonts w:ascii="Avenir Next" w:hAnsi="Avenir Next" w:cs="Avenir Next" w:eastAsia="Avenir Next"/>
+                      <w:color w:val="1A1A1A"/>
                       <w:sz w:val="21"/>
                       <w:szCs w:val="21"/>
                     </w:rPr>
-                    <w:t xml:space="preserve">B</w:t>
-                  </w:r>
-                  <w:r>
-                    <w:rPr>
-                      <w:rFonts w:ascii="Avenir Next" w:hAnsi="Avenir Next" w:cs="Avenir Next" w:eastAsia="Avenir Next"/>
-                      <w:color w:val="1A1A1A"/>
-                      <w:sz w:val="21"/>
-                      <w:szCs w:val="21"/>
-                    </w:rPr>
                     <w:tab/>
                   </w:r>
                   <w:r>
                     <w:rPr>
                       <w:rFonts w:ascii="Avenir Next" w:hAnsi="Avenir Next" w:cs="Avenir Next" w:eastAsia="Avenir Next"/>
                       <w:color w:val="1A1A1A"/>
-                      <w:sz w:val="21"/>
+                      <w:sz w:val="22"/>
                       <w:szCs w:val="21"/>
                     </w:rPr>
                     <w:t xml:space="preserve">4 : 6</w:t>
@@ -3639,7 +3660,7 @@
                     <w:tabs>
                       <w:tab w:val="left" w:pos="340"/>
                     </w:tabs>
-                    <w:spacing w:before="0" w:after="0" w:line="264" w:lineRule="auto"/>
+                    <w:spacing w:before="0" w:after="0" w:line="240" w:lineRule="auto"/>
                     <w:ind w:left="340" w:hanging="340"/>
                   </w:pPr>
                   <w:r>
@@ -3647,25 +3668,25 @@
                       <w:rFonts w:ascii="Avenir Next" w:hAnsi="Avenir Next" w:cs="Avenir Next" w:eastAsia="Avenir Next"/>
                       <w:b/>
                       <w:color w:val="003A70"/>
+                      <w:sz w:val="22"/>
+                      <w:szCs w:val="21"/>
+                    </w:rPr>
+                    <w:t xml:space="preserve">C</w:t>
+                  </w:r>
+                  <w:r>
+                    <w:rPr>
+                      <w:rFonts w:ascii="Avenir Next" w:hAnsi="Avenir Next" w:cs="Avenir Next" w:eastAsia="Avenir Next"/>
+                      <w:color w:val="1A1A1A"/>
                       <w:sz w:val="21"/>
                       <w:szCs w:val="21"/>
                     </w:rPr>
-                    <w:t xml:space="preserve">C</w:t>
-                  </w:r>
-                  <w:r>
-                    <w:rPr>
-                      <w:rFonts w:ascii="Avenir Next" w:hAnsi="Avenir Next" w:cs="Avenir Next" w:eastAsia="Avenir Next"/>
-                      <w:color w:val="1A1A1A"/>
-                      <w:sz w:val="21"/>
-                      <w:szCs w:val="21"/>
-                    </w:rPr>
                     <w:tab/>
                   </w:r>
                   <w:r>
                     <w:rPr>
                       <w:rFonts w:ascii="Avenir Next" w:hAnsi="Avenir Next" w:cs="Avenir Next" w:eastAsia="Avenir Next"/>
                       <w:color w:val="1A1A1A"/>
-                      <w:sz w:val="21"/>
+                      <w:sz w:val="22"/>
                       <w:szCs w:val="21"/>
                     </w:rPr>
                     <w:t xml:space="preserve">3 : 2</w:t>
@@ -3682,7 +3703,7 @@
                     <w:tabs>
                       <w:tab w:val="left" w:pos="340"/>
                     </w:tabs>
-                    <w:spacing w:before="0" w:after="0" w:line="264" w:lineRule="auto"/>
+                    <w:spacing w:before="0" w:after="0" w:line="240" w:lineRule="auto"/>
                     <w:ind w:left="340" w:hanging="340"/>
                   </w:pPr>
                   <w:r>
@@ -3690,25 +3711,25 @@
                       <w:rFonts w:ascii="Avenir Next" w:hAnsi="Avenir Next" w:cs="Avenir Next" w:eastAsia="Avenir Next"/>
                       <w:b/>
                       <w:color w:val="003A70"/>
+                      <w:sz w:val="22"/>
+                      <w:szCs w:val="21"/>
+                    </w:rPr>
+                    <w:t xml:space="preserve">D</w:t>
+                  </w:r>
+                  <w:r>
+                    <w:rPr>
+                      <w:rFonts w:ascii="Avenir Next" w:hAnsi="Avenir Next" w:cs="Avenir Next" w:eastAsia="Avenir Next"/>
+                      <w:color w:val="1A1A1A"/>
                       <w:sz w:val="21"/>
                       <w:szCs w:val="21"/>
                     </w:rPr>
-                    <w:t xml:space="preserve">D</w:t>
-                  </w:r>
-                  <w:r>
-                    <w:rPr>
-                      <w:rFonts w:ascii="Avenir Next" w:hAnsi="Avenir Next" w:cs="Avenir Next" w:eastAsia="Avenir Next"/>
-                      <w:color w:val="1A1A1A"/>
-                      <w:sz w:val="21"/>
-                      <w:szCs w:val="21"/>
-                    </w:rPr>
                     <w:tab/>
                   </w:r>
                   <w:r>
                     <w:rPr>
                       <w:rFonts w:ascii="Avenir Next" w:hAnsi="Avenir Next" w:cs="Avenir Next" w:eastAsia="Avenir Next"/>
                       <w:color w:val="1A1A1A"/>
-                      <w:sz w:val="21"/>
+                      <w:sz w:val="22"/>
                       <w:szCs w:val="21"/>
                     </w:rPr>
                     <w:t xml:space="preserve">8 : 20</w:t>
@@ -3757,19 +3778,42 @@
         <w:tblLook w:val="0000" w:firstRow="0" w:lastRow="0" w:firstColumn="0" w:lastColumn="0" w:noHBand="1" w:noVBand="1"/>
       </w:tblPr>
       <w:tblGrid>
-        <w:gridCol w:w="2000"/>
-        <w:gridCol w:w="2300"/>
-        <w:gridCol w:w="2100"/>
-        <w:gridCol w:w="3104"/>
+        <w:gridCol w:w="1750"/>
+        <w:gridCol w:w="2500"/>
+        <w:gridCol w:w="2200"/>
+        <w:gridCol w:w="3054"/>
       </w:tblGrid>
       <w:tr>
         <w:trPr>
           <w:cantSplit/>
-          <w:trHeight w:val="320" w:hRule="atLeast"/>
+          <w:trHeight w:val="300" w:hRule="atLeast"/>
         </w:trPr>
         <w:tc>
           <w:tcPr>
-            <w:tcW w:w="2000" w:type="dxa"/>
+            <w:tcW w:w="1750" w:type="dxa"/>
+            <w:vAlign w:val="center"/>
+          </w:tcPr>
+          <w:p>
+            <w:pPr>
+              <w:pStyle w:val="Heading2"/>
+              <w:spacing w:before="0" w:after="0" w:line="240" w:lineRule="auto"/>
+            </w:pPr>
+            <w:r>
+              <w:rPr>
+                <w:rFonts w:ascii="Avenir Next" w:hAnsi="Avenir Next" w:cs="Avenir Next" w:eastAsia="Avenir Next"/>
+                <w:b/>
+                <w:color w:val="003A70"/>
+                <w:spacing w:val="12"/>
+                <w:sz w:val="15"/>
+                <w:szCs w:val="15"/>
+              </w:rPr>
+              <w:t xml:space="preserve">CHECK YOURSELF</w:t>
+            </w:r>
+          </w:p>
+        </w:tc>
+        <w:tc>
+          <w:tcPr>
+            <w:tcW w:w="2500" w:type="dxa"/>
             <w:vAlign w:val="center"/>
           </w:tcPr>
           <w:p>
@@ -3778,20 +3822,27 @@
             </w:pPr>
             <w:r>
               <w:rPr>
-                <w:rFonts w:ascii="Avenir Next" w:hAnsi="Avenir Next" w:cs="Avenir Next" w:eastAsia="Avenir Next"/>
-                <w:b/>
-                <w:color w:val="003A70"/>
-                <w:spacing w:val="12"/>
-                <w:sz w:val="15"/>
-                <w:szCs w:val="15"/>
-              </w:rPr>
-              <w:t xml:space="preserve">CHECK YOURSELF</w:t>
+                <w:rFonts w:ascii="Arial" w:hAnsi="Arial" w:cs="Arial" w:eastAsia="Arial"/>
+                <w:color w:val="1A1A1A"/>
+                <w:sz w:val="20"/>
+                <w:szCs w:val="20"/>
+              </w:rPr>
+              <w:t xml:space="preserve">□</w:t>
+            </w:r>
+            <w:r>
+              <w:rPr>
+                <w:rFonts w:ascii="Avenir Next" w:hAnsi="Avenir Next" w:cs="Avenir Next" w:eastAsia="Avenir Next"/>
+                <w:color w:val="1A1A1A"/>
+                <w:sz w:val="17"/>
+                <w:szCs w:val="17"/>
+              </w:rPr>
+              <w:t xml:space="preserve">  I can do this on my own</w:t>
             </w:r>
           </w:p>
         </w:tc>
         <w:tc>
           <w:tcPr>
-            <w:tcW w:w="2300" w:type="dxa"/>
+            <w:tcW w:w="2200" w:type="dxa"/>
             <w:vAlign w:val="center"/>
           </w:tcPr>
           <w:p>
@@ -3802,8 +3853,8 @@
               <w:rPr>
                 <w:rFonts w:ascii="Arial" w:hAnsi="Arial" w:cs="Arial" w:eastAsia="Arial"/>
                 <w:color w:val="1A1A1A"/>
-                <w:sz w:val="24"/>
-                <w:szCs w:val="24"/>
+                <w:sz w:val="20"/>
+                <w:szCs w:val="20"/>
               </w:rPr>
               <w:t xml:space="preserve">□</w:t>
             </w:r>
@@ -3814,13 +3865,13 @@
                 <w:sz w:val="17"/>
                 <w:szCs w:val="17"/>
               </w:rPr>
-              <w:t xml:space="preserve">  I can do this on my own</w:t>
+              <w:t xml:space="preserve">  I need a little help</w:t>
             </w:r>
           </w:p>
         </w:tc>
         <w:tc>
           <w:tcPr>
-            <w:tcW w:w="2100" w:type="dxa"/>
+            <w:tcW w:w="3054" w:type="dxa"/>
             <w:vAlign w:val="center"/>
           </w:tcPr>
           <w:p>
@@ -3831,37 +3882,8 @@
               <w:rPr>
                 <w:rFonts w:ascii="Arial" w:hAnsi="Arial" w:cs="Arial" w:eastAsia="Arial"/>
                 <w:color w:val="1A1A1A"/>
-                <w:sz w:val="24"/>
-                <w:szCs w:val="24"/>
-              </w:rPr>
-              <w:t xml:space="preserve">□</w:t>
-            </w:r>
-            <w:r>
-              <w:rPr>
-                <w:rFonts w:ascii="Avenir Next" w:hAnsi="Avenir Next" w:cs="Avenir Next" w:eastAsia="Avenir Next"/>
-                <w:color w:val="1A1A1A"/>
-                <w:sz w:val="17"/>
-                <w:szCs w:val="17"/>
-              </w:rPr>
-              <w:t xml:space="preserve">  I need a little help</w:t>
-            </w:r>
-          </w:p>
-        </w:tc>
-        <w:tc>
-          <w:tcPr>
-            <w:tcW w:w="3104" w:type="dxa"/>
-            <w:vAlign w:val="center"/>
-          </w:tcPr>
-          <w:p>
-            <w:pPr>
-              <w:spacing w:before="0" w:after="0" w:line="240" w:lineRule="auto"/>
-            </w:pPr>
-            <w:r>
-              <w:rPr>
-                <w:rFonts w:ascii="Arial" w:hAnsi="Arial" w:cs="Arial" w:eastAsia="Arial"/>
-                <w:color w:val="1A1A1A"/>
-                <w:sz w:val="24"/>
-                <w:szCs w:val="24"/>
+                <w:sz w:val="20"/>
+                <w:szCs w:val="20"/>
               </w:rPr>
               <w:t xml:space="preserve">□</w:t>
             </w:r>
@@ -3896,7 +3918,7 @@
     <w:sectPr>
       <w:footerReference w:type="default" r:id="rIdFooter1"/>
       <w:pgSz w:w="12240" w:h="15840"/>
-      <w:pgMar w:top="893" w:right="1224" w:bottom="835" w:left="1512" w:header="432" w:footer="432" w:gutter="0"/>
+      <w:pgMar w:top="780" w:right="1224" w:bottom="760" w:left="1512" w:header="432" w:footer="432" w:gutter="0"/>
       <w:cols w:space="720"/>
     </w:sectPr>
   </w:body>
@@ -3976,7 +3998,106 @@
               <w:sz w:val="15"/>
               <w:szCs w:val="15"/>
             </w:rPr>
-            <w:t xml:space="preserve">Lesson 3-1  ·  Session 1  ·  Prerequisite Practice B</w:t>
+            <w:t xml:space="preserve">3-1 · Page </w:t>
+          </w:r>
+          <w:r>
+            <w:rPr>
+              <w:rFonts w:ascii="Avenir Next" w:hAnsi="Avenir Next" w:cs="Avenir Next" w:eastAsia="Avenir Next"/>
+              <w:color w:val="5A5F66"/>
+              <w:sz w:val="15"/>
+              <w:szCs w:val="15"/>
+            </w:rPr>
+            <w:fldChar w:fldCharType="begin"/>
+          </w:r>
+          <w:r>
+            <w:rPr>
+              <w:rFonts w:ascii="Avenir Next" w:hAnsi="Avenir Next" w:cs="Avenir Next" w:eastAsia="Avenir Next"/>
+              <w:color w:val="5A5F66"/>
+              <w:sz w:val="15"/>
+              <w:szCs w:val="15"/>
+            </w:rPr>
+            <w:instrText xml:space="preserve"> PAGE </w:instrText>
+          </w:r>
+          <w:r>
+            <w:rPr>
+              <w:rFonts w:ascii="Avenir Next" w:hAnsi="Avenir Next" w:cs="Avenir Next" w:eastAsia="Avenir Next"/>
+              <w:color w:val="5A5F66"/>
+              <w:sz w:val="15"/>
+              <w:szCs w:val="15"/>
+            </w:rPr>
+            <w:fldChar w:fldCharType="separate"/>
+          </w:r>
+          <w:r>
+            <w:rPr>
+              <w:rFonts w:ascii="Avenir Next" w:hAnsi="Avenir Next" w:cs="Avenir Next" w:eastAsia="Avenir Next"/>
+              <w:color w:val="5A5F66"/>
+              <w:sz w:val="15"/>
+              <w:szCs w:val="15"/>
+            </w:rPr>
+            <w:t xml:space="preserve">1</w:t>
+          </w:r>
+          <w:r>
+            <w:rPr>
+              <w:rFonts w:ascii="Avenir Next" w:hAnsi="Avenir Next" w:cs="Avenir Next" w:eastAsia="Avenir Next"/>
+              <w:color w:val="5A5F66"/>
+              <w:sz w:val="15"/>
+              <w:szCs w:val="15"/>
+            </w:rPr>
+            <w:fldChar w:fldCharType="end"/>
+          </w:r>
+          <w:r>
+            <w:rPr>
+              <w:rFonts w:ascii="Avenir Next" w:hAnsi="Avenir Next" w:cs="Avenir Next" w:eastAsia="Avenir Next"/>
+              <w:color w:val="5A5F66"/>
+              <w:sz w:val="15"/>
+              <w:szCs w:val="15"/>
+            </w:rPr>
+            <w:t xml:space="preserve"> of </w:t>
+          </w:r>
+          <w:r>
+            <w:rPr>
+              <w:rFonts w:ascii="Avenir Next" w:hAnsi="Avenir Next" w:cs="Avenir Next" w:eastAsia="Avenir Next"/>
+              <w:color w:val="5A5F66"/>
+              <w:sz w:val="15"/>
+              <w:szCs w:val="15"/>
+            </w:rPr>
+            <w:fldChar w:fldCharType="begin"/>
+          </w:r>
+          <w:r>
+            <w:rPr>
+              <w:rFonts w:ascii="Avenir Next" w:hAnsi="Avenir Next" w:cs="Avenir Next" w:eastAsia="Avenir Next"/>
+              <w:color w:val="5A5F66"/>
+              <w:sz w:val="15"/>
+              <w:szCs w:val="15"/>
+            </w:rPr>
+            <w:instrText xml:space="preserve"> NUMPAGES </w:instrText>
+          </w:r>
+          <w:r>
+            <w:rPr>
+              <w:rFonts w:ascii="Avenir Next" w:hAnsi="Avenir Next" w:cs="Avenir Next" w:eastAsia="Avenir Next"/>
+              <w:color w:val="5A5F66"/>
+              <w:sz w:val="15"/>
+              <w:szCs w:val="15"/>
+            </w:rPr>
+            <w:fldChar w:fldCharType="separate"/>
+          </w:r>
+          <w:r>
+            <w:rPr>
+              <w:rFonts w:ascii="Avenir Next" w:hAnsi="Avenir Next" w:cs="Avenir Next" w:eastAsia="Avenir Next"/>
+              <w:color w:val="5A5F66"/>
+              <w:sz w:val="15"/>
+              <w:szCs w:val="15"/>
+            </w:rPr>
+            <w:t xml:space="preserve">1</w:t>
+          </w:r>
+          <w:r>
+            <w:rPr>
+              <w:rFonts w:ascii="Avenir Next" w:hAnsi="Avenir Next" w:cs="Avenir Next" w:eastAsia="Avenir Next"/>
+              <w:color w:val="5A5F66"/>
+              <w:sz w:val="15"/>
+              <w:szCs w:val="15"/>
+            </w:rPr>
+            <w:fldChar w:fldCharType="end"/>
           </w:r>
         </w:p>
       </w:tc>
@@ -4019,5 +4140,23 @@
       </w:tblCellMar>
     </w:tblPr>
   </w:style>
+  <w:style w:type="paragraph" w:styleId="Heading1">
+    <w:name w:val="heading 1"/>
+    <w:basedOn w:val="Normal"/>
+    <w:pPr>
+      <w:outlineLvl w:val="0"/>
+      <w:keepNext w:val="0"/>
+      <w:keepLines w:val="0"/>
+    </w:pPr>
+  </w:style>
+  <w:style w:type="paragraph" w:styleId="Heading2">
+    <w:name w:val="heading 2"/>
+    <w:basedOn w:val="Normal"/>
+    <w:pPr>
+      <w:outlineLvl w:val="1"/>
+      <w:keepNext w:val="0"/>
+      <w:keepLines w:val="0"/>
+    </w:pPr>
+  </w:style>
 </w:styles>
 </file>